--- a/rajasthan-nurse-50/Test_12_Full_Test_Ordered.docx
+++ b/rajasthan-nurse-50/Test_12_Full_Test_Ordered.docx
@@ -34,7 +34,7 @@
     </w:p>
     <w:p>
       <w:r>
-        <w:t>Solution: Screen and treat latent TB in high-risk workers.</w:t>
+        <w:t>Solution: ✅ Correct Answer: A. Higher occupational exposure | 🧠 Clinical Rationale: Screen and treat latent TB in high-risk workers. | ❌ Why Not Others? | B — Routine: Consistent routine, familiar environment, and simple clear communication reduce agitation. | C — Diet: INH depletes B6; supplement to prevent neuropathy. | D — Climate: NMSA promotes sustainable agriculture. | ⚠️ Exam Trap: Read the exact question — the correct fact and its look-alike options are easy to interchange. | 💎 PNC Pearl: Higher occupational exposure → Screen and treat latent TB in high-risk workers</w:t>
       </w:r>
     </w:p>
     <w:p>
@@ -79,7 +79,7 @@
     </w:p>
     <w:p>
       <w:r>
-        <w:t>Solution: PPIs work best taken 30–60 minutes before the first meal.</w:t>
+        <w:t>Solution: ✅ Correct Answer: A. Take it before breakfast for best effect | 🧠 Clinical Rationale: PPIs work best taken 30–60 minutes before the first meal. | ❌ Why Not Others? | B — Take it with antacids: not the appropriate nursing action here | C — Crush the tablets: not the appropriate nursing action here | D — Take it at bedtime only: not the appropriate nursing action here | ⚠️ Exam Trap: Read the exact question — the correct fact and its look-alike options are easy to interchange. | 💎 PNC Pearl: Take it before breakfast for best effect → PPIs work best taken 30–60 minutes before the first meal</w:t>
       </w:r>
     </w:p>
     <w:p>
@@ -124,7 +124,7 @@
     </w:p>
     <w:p>
       <w:r>
-        <w:t>Solution: Vitamin K-dependent factors are synthesised in the liver.</w:t>
+        <w:t>Solution: ✅ Correct Answer: A. Liver | 🧠 Clinical Rationale: Vitamin K-dependent factors are synthesised in the liver. | ❌ Why Not Others? | B — Kidney: Peritubular cells of the kidney release EPO under hypoxia. | C — Spleen: The spleen filters blood and recycles iron. | D — Bone marrow: Erythropoiesis occurs in red bone marrow. | ⚠️ Exam Trap: Read the exact question — the correct fact and its look-alike options are easy to interchange. | 💎 PNC Pearl: Vitamin K-dependent factors are synthesised in the liver.</w:t>
       </w:r>
     </w:p>
     <w:p>
@@ -169,7 +169,7 @@
     </w:p>
     <w:p>
       <w:r>
-        <w:t>Solution: Amino acids are the building blocks of proteins.</w:t>
+        <w:t>Solution: ✅ Correct Answer: A. Amino acids | 🧠 Clinical Rationale: Amino acids are the building blocks of proteins. | ❌ Why Not Others? | B — Fatty acids: not the appropriate nursing action here | C — Monosaccharides: not the appropriate nursing action here | D — Nucleotides: not the appropriate nursing action here | ⚠️ Exam Trap: Read the exact question — the correct fact and its look-alike options are easy to interchange. | 💎 PNC Pearl: Amino acids → the building blocks of proteins</w:t>
       </w:r>
     </w:p>
     <w:p>
@@ -214,7 +214,7 @@
     </w:p>
     <w:p>
       <w:r>
-        <w:t>Solution: Consistent vitamin K intake keeps INR stable.</w:t>
+        <w:t>Solution: ✅ Correct Answer: A. Keep vitamin K intake consistent and report bruising | 🧠 Clinical Rationale: Consistent vitamin K intake keeps INR stable. | ❌ Why Not Others? | B — Avoid all vegetables: not the appropriate nursing action here | C — Double doses: not the appropriate nursing action here | D — Skip INR checks: not the appropriate nursing action here | ⚠️ Exam Trap: Read the exact question — the correct fact and its look-alike options are easy to interchange. | 💎 PNC Pearl: Keep vitamin K intake consistent and report bruising → Consistent vitamin K intake keeps INR stable</w:t>
       </w:r>
     </w:p>
     <w:p>
@@ -259,7 +259,7 @@
     </w:p>
     <w:p>
       <w:r>
-        <w:t>Solution: Incomplete H. pylori treatment and NSAID use cause recurrence.</w:t>
+        <w:t>Solution: ✅ Correct Answer: A. H. pylori not eradicated or NSAID continuation | 🧠 Clinical Rationale: Incomplete H. pylori treatment and NSAID use cause recurrence. | ❌ Why Not Others? | B — Stress: Stress = Eustress | C — Diet: INH depletes B6; supplement to prevent neuropathy. | D — Climate: NMSA promotes sustainable agriculture. | ⚠️ Exam Trap: Read the exact question — the correct fact and its look-alike options are easy to interchange. | 💎 PNC Pearl: H. pylori not eradicated or NSAID continuation → Incomplete H. pylori treatment and NSAID use cause recurrence</w:t>
       </w:r>
     </w:p>
     <w:p>
@@ -304,7 +304,7 @@
     </w:p>
     <w:p>
       <w:r>
-        <w:t>Solution: Protein binding reduces the free fraction; displacement raises toxicity risk.</w:t>
+        <w:t>Solution: ✅ Correct Answer: A. Has less free active drug and potential interactions | 🧠 Clinical Rationale: Protein binding reduces the free fraction; displacement raises toxicity risk. | ❌ Why Not Others? | B — Is more potent: not the appropriate nursing action here | C — Excretes faster: not the appropriate nursing action here | D — Has no interactions: not the appropriate nursing action here | ⚠️ Exam Trap: Don’t confuse "Has less free active drug and potential interactions" with "Has no interactions" — they look alike and are easy to interchange. | 💎 PNC Pearl: Has less free active drug and potential interactions → Protein binding reduces the free fraction; displacement raises toxicity risk</w:t>
       </w:r>
     </w:p>
     <w:p>
@@ -349,7 +349,7 @@
     </w:p>
     <w:p>
       <w:r>
-        <w:t>Solution: Poor food hygiene causes gastroenteritis; food safety education is key.</w:t>
+        <w:t>Solution: ✅ Correct Answer: A. Diarrhoeal infections (salmonella, E. coli) | 🧠 Clinical Rationale: Poor food hygiene causes gastroenteritis; food safety education is key. | ❌ Why Not Others? | B — Botulism always: not the appropriate nursing action here | C — Listeria always: not the appropriate nursing action here | D — Scrapie: not the appropriate nursing action here | ⚠️ Exam Trap: Read the exact question — the correct fact and its look-alike options are easy to interchange. | 💎 PNC Pearl: Diarrhoeal infections (salmonella, E. coli) → Poor food hygiene causes gastroenteritis; food safety education is key</w:t>
       </w:r>
     </w:p>
     <w:p>
@@ -394,7 +394,7 @@
     </w:p>
     <w:p>
       <w:r>
-        <w:t>Solution: Soiled linen is double-bagged and handled with gloves; never shake or sort at the bedside.</w:t>
+        <w:t>Solution: ✅ Correct Answer: A. Double-bagged and labelled as infectious | 🧠 Clinical Rationale: Soiled linen is double-bagged and handled with gloves; never shake or sort at the bedside. | ❌ Why Not Others? | B — Washer at home: not the appropriate nursing action here | C — Burned at the bedside: not the appropriate nursing action here | D — Left in the room: not the appropriate nursing action here | ⚠️ Exam Trap: Read the exact question — the correct fact and its look-alike options are easy to interchange. | 💎 PNC Pearl: Double-bagged and labelled as infectious → Soiled linen is double-bagged and handled with gloves; never shake or sort at the bedside</w:t>
       </w:r>
     </w:p>
     <w:p>
@@ -439,7 +439,7 @@
     </w:p>
     <w:p>
       <w:r>
-        <w:t>Solution: Gamma radiation sterilizes syringes, gloves, and sutures.</w:t>
+        <w:t>Solution: ✅ Correct Answer: A. Sterilizing disposable medical products | 🧠 Clinical Rationale: Gamma radiation sterilizes syringes, gloves, and sutures. | ❌ Why Not Others? | B — Food preservation only: not the appropriate nursing action here | C — Water treatment: not the appropriate nursing action here | D — Skin antisepsis: not the appropriate nursing action here | ⚠️ Exam Trap: Read the exact question — the correct fact and its look-alike options are easy to interchange. | 💎 PNC Pearl: Sterilizing disposable medical products → Gamma radiation sterilizes syringes, gloves, and sutures</w:t>
       </w:r>
     </w:p>
     <w:p>
@@ -484,7 +484,7 @@
     </w:p>
     <w:p>
       <w:r>
-        <w:t>Solution: Flexion opens the vertebral spaces for the procedure.</w:t>
+        <w:t>Solution: ✅ Correct Answer: A. A lateral recumbent position with knees flexed to the chest | 🧠 Clinical Rationale: Flexion opens the vertebral spaces for the procedure. | ❌ Why Not Others? | B — Supine flat: not the appropriate nursing action here | C — Prone: IHIP provides case-based, real-time disease surveillance. | D — Sitting upright: Upright posture maximises accessory muscle use and airflow. | ⚠️ Exam Trap: Read the exact question — the correct fact and its look-alike options are easy to interchange. | 💎 PNC Pearl: A lateral recumbent position with knees flexed to the chest → Flexion opens the vertebral spaces for the procedure</w:t>
       </w:r>
     </w:p>
     <w:p>
@@ -529,7 +529,7 @@
     </w:p>
     <w:p>
       <w:r>
-        <w:t>Solution: Aminoglycosides damage the kidney and eighth nerve.</w:t>
+        <w:t>Solution: ✅ Correct Answer: A. Nephrotoxicity and ototoxicity | 🧠 Clinical Rationale: Aminoglycosides damage the kidney and eighth nerve. | ❌ Why Not Others? | B — Hepatotoxicity only: not the appropriate nursing action here | C — Cardiotoxicity: Doxorubicin causes dose-related cardiomyopathy. | D — Pulmonary fibrosis: not the appropriate nursing action here | ⚠️ Exam Trap: Read the exact question — the correct fact and its look-alike options are easy to interchange. | 💎 PNC Pearl: Nephrotoxicity and ototoxicity → Aminoglycosides damage the kidney and eighth nerve</w:t>
       </w:r>
     </w:p>
     <w:p>
@@ -574,7 +574,7 @@
     </w:p>
     <w:p>
       <w:r>
-        <w:t>Solution: About 70% of CO2 travels as bicarbonate, 20% bound to haemoglobin, 10% dissolved.</w:t>
+        <w:t>Solution: ✅ Correct Answer: A. Bicarbonate ions | 🧠 Clinical Rationale: About 70% of CO2 travels as bicarbonate, 20% bound to haemoglobin, 10% dissolved. | ❌ Why Not Others? | B — Dissolved CO2: not the appropriate nursing action here | C — Carbaminohaemoglobin: not the appropriate nursing action here | D — Free gas: not the appropriate nursing action here | ⚠️ Exam Trap: Read the exact question — the correct fact and its look-alike options are easy to interchange. | 💎 PNC Pearl: Bicarbonate ions → About 70% of CO2 travels as bicarbonate, 20% bound to haemoglobin, 10% dissolved</w:t>
       </w:r>
     </w:p>
     <w:p>
@@ -619,7 +619,7 @@
     </w:p>
     <w:p>
       <w:r>
-        <w:t>Solution: Sub-centres serve ~5000 people (3000 in tribal areas).</w:t>
+        <w:t>Solution: ✅ Correct Answer: A. First contact point for basic health services | 🧠 Clinical Rationale: Sub-centres serve ~5000 people (3000 in tribal areas). | ❌ Why Not Others? | B — Surgery: Metformin risks lactic acidosis in renal failure and contrast procedures. | C — Diet: INH depletes B6; supplement to prevent neuropathy. | D — Climate: NMSA promotes sustainable agriculture. | ⚠️ Exam Trap: Read the exact question — the correct fact and its look-alike options are easy to interchange. | 💎 PNC Pearl: First contact point for basic health services → Sub-centres serve ~5000 people (3000 in tribal areas)</w:t>
       </w:r>
     </w:p>
     <w:p>
@@ -664,7 +664,7 @@
     </w:p>
     <w:p>
       <w:r>
-        <w:t>Solution: Recumbency after LP reduces cerebrospinal fluid leak headache.</w:t>
+        <w:t>Solution: ✅ Correct Answer: A. Flat for several hours to prevent headache | 🧠 Clinical Rationale: Recumbency after LP reduces cerebrospinal fluid leak headache. | ❌ Why Not Others? | B — Upright immediately: not the appropriate nursing action here | C — Prone: IHIP provides case-based, real-time disease surveillance. | D — Trendelenburg: Leg elevation improves venous return in shock. | ⚠️ Exam Trap: Read the exact question — the correct fact and its look-alike options are easy to interchange. | 💎 PNC Pearl: Flat for several hours to prevent headache → Recumbency after LP reduces cerebrospinal fluid leak headache</w:t>
       </w:r>
     </w:p>
     <w:p>
@@ -709,7 +709,7 @@
     </w:p>
     <w:p>
       <w:r>
-        <w:t>Solution: Upright positioning eases breathing in orthopnoea.</w:t>
+        <w:t>Solution: ✅ Correct Answer: A. Propped upright with pillows (orthopnoeic position) | 🧠 Clinical Rationale: Upright positioning eases breathing in orthopnoea. | ❌ Why Not Others? | B — Flat on the back: not the appropriate nursing action here | C — Prone: IHIP provides case-based, real-time disease surveillance. | D — On the left side only: not the appropriate nursing action here | ⚠️ Exam Trap: Read the exact question — the correct fact and its look-alike options are easy to interchange. | 💎 PNC Pearl: Propped upright with pillows (orthopnoeic position) → Upright positioning eases breathing in orthopnoea</w:t>
       </w:r>
     </w:p>
     <w:p>
@@ -754,7 +754,7 @@
     </w:p>
     <w:p>
       <w:r>
-        <w:t>Solution: Multiple café-au-lait macules suggest NF1; refer for evaluation.</w:t>
+        <w:t>Solution: ✅ Correct Answer: A. Neurofibromatosis when multiple | 🧠 Clinical Rationale: Multiple café-au-lait macules suggest NF1; refer for evaluation. | ❌ Why Not Others? | B — Trauma: Birth trauma, episiotomy pain, and epidurals impair bladder sensation; monitor voiding closely. | C — Infection: Loss of immunoglobulins predisposes to peritonitis and cellulitis; also watch thrombosis. | D — Diet: INH depletes B6; supplement to prevent neuropathy. | ⚠️ Exam Trap: Read the exact question — the correct fact and its look-alike options are easy to interchange. | 💎 PNC Pearl: Neurofibromatosis when multiple → Multiple café-au-lait macules suggest NF1; refer for evaluation</w:t>
       </w:r>
     </w:p>
     <w:p>
@@ -799,7 +799,7 @@
     </w:p>
     <w:p>
       <w:r>
-        <w:t>Solution: Long-term complications and malignancy raise mortality.</w:t>
+        <w:t>Solution: ✅ Correct Answer: A. Complications and pancreatic cancer risk | 🧠 Clinical Rationale: Long-term complications and malignancy raise mortality. | ❌ Why Not Others? | B — Pain: Biliary colic: RUQ/epigastric pain radiating to the right shoulder after fatty food. | C — Diarrhoea: Cholinergic side effects (nausea, vomiting, bradycardia) are common with cholinesterase inhibitors. | D — Weight gain: Low metabolism causes cold intolerance, weight gain, and bradycardia. | ⚠️ Exam Trap: Read the exact question — the correct fact and its look-alike options are easy to interchange. | 💎 PNC Pearl: Complications and pancreatic cancer risk → Long-term complications and malignancy raise mortality</w:t>
       </w:r>
     </w:p>
     <w:p>
@@ -844,7 +844,7 @@
     </w:p>
     <w:p>
       <w:r>
-        <w:t>Solution: HBIG plus vaccine protects after HBV exposure.</w:t>
+        <w:t>Solution: ✅ Correct Answer: A. Hepatitis B immunoglobulin (HBIG) | 🧠 Clinical Rationale: HBIG plus vaccine protects after HBV exposure. | ❌ Why Not Others? | B — IVIG always: not the appropriate nursing action here | C — Anti-D only: not the appropriate nursing action here | D — RhoGAM only: not the appropriate nursing action here | ⚠️ Exam Trap: Read the exact question — the correct fact and its look-alike options are easy to interchange. | 💎 PNC Pearl: Hepatitis B immunoglobulin (HBIG) → HBIG plus vaccine protects after HBV exposure</w:t>
       </w:r>
     </w:p>
     <w:p>
@@ -889,7 +889,7 @@
     </w:p>
     <w:p>
       <w:r>
-        <w:t>Solution: Treat with permethrin to the whole family and wash bedding.</w:t>
+        <w:t>Solution: ✅ Correct Answer: A. Sarcoptes scabiei mites | 🧠 Clinical Rationale: Treat with permethrin to the whole family and wash bedding. | ❌ Why Not Others? | B — Allergy always: not the appropriate nursing action here | C — Diet: INH depletes B6; supplement to prevent neuropathy. | D — Exercise: Calcium, vitamin D, and fall prevention maintain bone health. | ⚠️ Exam Trap: Read the exact question — the correct fact and its look-alike options are easy to interchange. | 💎 PNC Pearl: Sarcoptes scabiei mites → Treat with permethrin to the whole family and wash bedding</w:t>
       </w:r>
     </w:p>
     <w:p>
@@ -934,7 +934,7 @@
     </w:p>
     <w:p>
       <w:r>
-        <w:t>Solution: VHNDs provide a service package at village level.</w:t>
+        <w:t>Solution: ✅ Correct Answer: A. Delivering ANC, immunization, and nutrition services monthly | 🧠 Clinical Rationale: VHNDs provide a service package at village level. | ❌ Why Not Others? | B — Meetings only: not the appropriate nursing action here | C — Diet: INH depletes B6; supplement to prevent neuropathy. | D — Climate: NMSA promotes sustainable agriculture. | ⚠️ Exam Trap: Read the exact question — the correct fact and its look-alike options are easy to interchange. | 💎 PNC Pearl: Delivering ANC, immunization, and nutrition services monthly → VHNDs provide a service package at village level</w:t>
       </w:r>
     </w:p>
     <w:p>
@@ -979,7 +979,7 @@
     </w:p>
     <w:p>
       <w:r>
-        <w:t>Solution: Progesterone relaxes ligaments and the growing uterus shifts posture; posture and exercises help.</w:t>
+        <w:t>Solution: ✅ Correct Answer: A. Ligamentous laxity and postural changes | 🧠 Clinical Rationale: Progesterone relaxes ligaments and the growing uterus shifts posture; posture and exercises help. | ❌ Why Not Others? | B — Renal disease always: not the appropriate nursing action here | C — Infection always: not the appropriate nursing action here | D — Trauma: Birth trauma, episiotomy pain, and epidurals impair bladder sensation; monitor voiding closely. | ⚠️ Exam Trap: Read the exact question — the correct fact and its look-alike options are easy to interchange. | 💎 PNC Pearl: Ligamentous laxity and postural changes → Progesterone relaxes ligaments and the growing uterus shifts posture; posture and exercises help</w:t>
       </w:r>
     </w:p>
     <w:p>
@@ -1024,7 +1024,7 @@
     </w:p>
     <w:p>
       <w:r>
-        <w:t>Solution: Ligaments connect bone to bone; tendons connect muscle to bone.</w:t>
+        <w:t>Solution: ✅ Correct Answer: A. Ligament | 🧠 Clinical Rationale: Ligaments connect bone to bone; tendons connect muscle to bone. | ❌ Why Not Others? | B — Tendon: Fluoroquinolones risk tendon injury, especially in the elderly. | C — Cartilage: OA is wear-and-tear cartilage loss; RA is autoimmune synovitis; gout is urate crystals. | D — Fascia: not the appropriate nursing action here | ⚠️ Exam Trap: Read the exact question — the correct fact and its look-alike options are easy to interchange. | 💎 PNC Pearl: Ligament → Ligaments connect bone to bone; tendons connect muscle to bone</w:t>
       </w:r>
     </w:p>
     <w:p>
@@ -1069,7 +1069,7 @@
     </w:p>
     <w:p>
       <w:r>
-        <w:t>Solution: Paediatric arrest is mostly respiratory in origin; airway and ventilation come first.</w:t>
+        <w:t>Solution: ✅ Correct Answer: A. Respiratory failure progressing to arrest | 🧠 Clinical Rationale: Paediatric arrest is mostly respiratory in origin; airway and ventilation come first. | ❌ Why Not Others? | B — Primary cardiac disease always: not the appropriate nursing action here | C — Diet: INH depletes B6; supplement to prevent neuropathy. | D — Exercise: Calcium, vitamin D, and fall prevention maintain bone health. | ⚠️ Exam Trap: Read the exact question — the correct fact and its look-alike options are easy to interchange. | 💎 PNC Pearl: Respiratory failure progressing to arrest → Paediatric arrest is mostly respiratory in origin; airway and ventilation come first</w:t>
       </w:r>
     </w:p>
     <w:p>
@@ -1114,7 +1114,7 @@
     </w:p>
     <w:p>
       <w:r>
-        <w:t>Solution: Epinephrine 1 mg IV/IO is repeated every 3–5 minutes in adult cardiac arrest.</w:t>
+        <w:t>Solution: ✅ Correct Answer: A. Every 3–5 minutes as 1 mg IV/IO during CPR | 🧠 Clinical Rationale: Epinephrine 1 mg IV/IO is repeated every 3–5 minutes in adult cardiac arrest. | ❌ Why Not Others? | B — Once only: not the appropriate nursing action here | C — Orally: not the appropriate nursing action here | D — Every 30 minutes: not the appropriate nursing action here | ⚠️ Exam Trap: Don’t confuse "Every 3–5 minutes as 1 mg IV/IO during CPR" with "Every 30 minutes" — they look alike and are easy to interchange. | 💎 PNC Pearl: Every 3–5 minutes as 1 mg IV/IO during CPR → Epinephrine 1 mg IV/IO is repeated every 3–5 minutes in adult cardiac arrest</w:t>
       </w:r>
     </w:p>
     <w:p>
@@ -1159,7 +1159,7 @@
     </w:p>
     <w:p>
       <w:r>
-        <w:t>Solution: Structured handovers (SBAR) reduce errors.</w:t>
+        <w:t>Solution: ✅ Correct Answer: A. Incomplete information transfer | 🧠 Clinical Rationale: Structured handovers (SBAR) reduce errors. | ❌ Why Not Others? | B — Too much detail: not the appropriate nursing action here | C — Diet: INH depletes B6; supplement to prevent neuropathy. | D — Exercise: Calcium, vitamin D, and fall prevention maintain bone health. | ⚠️ Exam Trap: Read the exact question — the correct fact and its look-alike options are easy to interchange. | 💎 PNC Pearl: Incomplete information transfer → Structured handovers (SBAR) reduce errors</w:t>
       </w:r>
     </w:p>
     <w:p>
@@ -1204,7 +1204,7 @@
     </w:p>
     <w:p>
       <w:r>
-        <w:t>Solution: Screen and treat TB in pregnancy with rifampicin-containing regimens (INH, RIF, EMB safe).</w:t>
+        <w:t>Solution: ✅ Correct Answer: A. Reactivation of latent TB | 🧠 Clinical Rationale: Screen and treat TB in pregnancy with rifampicin-containing regimens (INH, RIF, EMB safe). | ❌ Why Not Others? | B — Fresh infection always: not the appropriate nursing action here | C — Diet: INH depletes B6; supplement to prevent neuropathy. | D — Exercise: Calcium, vitamin D, and fall prevention maintain bone health. | ⚠️ Exam Trap: Read the exact question — the correct fact and its look-alike options are easy to interchange. | 💎 PNC Pearl: Reactivation of latent TB → Screen and treat TB in pregnancy with rifampicin-containing regimens (INH, RIF, EMB safe)</w:t>
       </w:r>
     </w:p>
     <w:p>
@@ -1249,7 +1249,7 @@
     </w:p>
     <w:p>
       <w:r>
-        <w:t>Solution: Skin-to-skin care, warm room, and a cap prevent hypothermia.</w:t>
+        <w:t>Solution: ✅ Correct Answer: A. Heat loss without thermal protection | 🧠 Clinical Rationale: Skin-to-skin care, warm room, and a cap prevent hypothermia. | ❌ Why Not Others? | B — Overdressing: Avoid overdressing; keep the baby cool and dry. | C — Diet: INH depletes B6; supplement to prevent neuropathy. | D — Exercise: Calcium, vitamin D, and fall prevention maintain bone health. | ⚠️ Exam Trap: Read the exact question — the correct fact and its look-alike options are easy to interchange. | 💎 PNC Pearl: Heat loss without thermal protection → Skin-to-skin care, warm room, and a cap prevent hypothermia</w:t>
       </w:r>
     </w:p>
     <w:p>
@@ -1294,7 +1294,7 @@
     </w:p>
     <w:p>
       <w:r>
-        <w:t>Solution: Complete labelling prevents errors; bed numbers are never acceptable identifiers.</w:t>
+        <w:t>Solution: ✅ Correct Answer: A. The client's name, ID, date, time, and test | 🧠 Clinical Rationale: Complete labelling prevents errors; bed numbers are never acceptable identifiers. | ❌ Why Not Others? | B — Only the client's name: not the appropriate nursing action here | C — Only the date: not the appropriate nursing action here | D — The bed number: not the appropriate nursing action here | ⚠️ Exam Trap: Don’t confuse "The client's name, ID, date, time, and test" with "Only the client's name" — they look alike and are easy to interchange. | 💎 PNC Pearl: The client's name, ID, date, time, and test → Complete labelling prevents errors; bed numbers are never acceptable identifiers</w:t>
       </w:r>
     </w:p>
     <w:p>
@@ -1339,7 +1339,7 @@
     </w:p>
     <w:p>
       <w:r>
-        <w:t>Solution: Poor intake and feeding problems dominate; plot growth and counsel feeding.</w:t>
+        <w:t>Solution: ✅ Correct Answer: A. Inadequate caloric intake | 🧠 Clinical Rationale: Poor intake and feeding problems dominate; plot growth and counsel feeding. | ❌ Why Not Others? | B — Malignancy always: not the appropriate nursing action here | C — Endocrine always: not the appropriate nursing action here | D — Trauma: Birth trauma, episiotomy pain, and epidurals impair bladder sensation; monitor voiding closely. | ⚠️ Exam Trap: Read the exact question — the correct fact and its look-alike options are easy to interchange. | 💎 PNC Pearl: Inadequate caloric intake → Poor intake and feeding problems dominate; plot growth and counsel feeding</w:t>
       </w:r>
     </w:p>
     <w:p>
@@ -1384,7 +1384,7 @@
     </w:p>
     <w:p>
       <w:r>
-        <w:t>Solution: Sweet is perceived mainly at the tip; bitter at the back; sour at the sides.</w:t>
+        <w:t>Solution: ✅ Correct Answer: A. Tip of the tongue | 🧠 Clinical Rationale: Sweet is perceived mainly at the tip; bitter at the back; sour at the sides. | ❌ Why Not Others? | B — Back of the tongue: not the appropriate nursing action here | C — Sides: not the appropriate nursing action here | D — Centre: NRCs treat severe acute malnutrition. | ⚠️ Exam Trap: Don’t confuse "Tip of the tongue" with "Back of the tongue" — they look alike and are easy to interchange. | 💎 PNC Pearl: Tip of the tongue → Sweet is perceived mainly at the tip; bitter at the back; sour at the sides</w:t>
       </w:r>
     </w:p>
     <w:p>
@@ -1429,7 +1429,7 @@
     </w:p>
     <w:p>
       <w:r>
-        <w:t>Solution: Preserve parathyroids; watch for tingling, tetany, and Chvostek/Trousseau signs postoperatively.</w:t>
+        <w:t>Solution: ✅ Correct Answer: A. Parathyroid damage | 🧠 Clinical Rationale: Preserve parathyroids; watch for tingling, tetany, and Chvostek/Trousseau signs postoperatively. | ❌ Why Not Others? | B — Thyroid hormone excess: not the appropriate nursing action here | C — Haemorrhage: Obstetric haemorrhage is the leading direct cause of maternal death. | D — Infection: Loss of immunoglobulins predisposes to peritonitis and cellulitis; also watch thrombosis. | ⚠️ Exam Trap: Read the exact question — the correct fact and its look-alike options are easy to interchange. | 💎 PNC Pearl: Parathyroid damage → Preserve parathyroids; watch for tingling, tetany, and Chvostek/Trousseau signs postoperatively</w:t>
       </w:r>
     </w:p>
     <w:p>
@@ -1474,7 +1474,7 @@
     </w:p>
     <w:p>
       <w:r>
-        <w:t>Solution: Restraint is a last resort with documentation and monitoring.</w:t>
+        <w:t>Solution: ✅ Correct Answer: A. Imminent harm when all else fails | 🧠 Clinical Rationale: Restraint is a last resort with documentation and monitoring. | ❌ Why Not Others? | B — Punishment: not the appropriate nursing action here | C — Staff convenience: not the appropriate nursing action here | D — Diet: INH depletes B6; supplement to prevent neuropathy. | ⚠️ Exam Trap: Read the exact question — the correct fact and its look-alike options are easy to interchange. | 💎 PNC Pearl: Imminent harm when all else fails → Restraint is a last resort with documentation and monitoring</w:t>
       </w:r>
     </w:p>
     <w:p>
@@ -1519,7 +1519,7 @@
     </w:p>
     <w:p>
       <w:r>
-        <w:t>Solution: AA/NA complement treatment with community support.</w:t>
+        <w:t>Solution: ✅ Correct Answer: A. Mutual support for addiction recovery | 🧠 Clinical Rationale: AA/NA complement treatment with community support. | ❌ Why Not Others? | B — Professional therapy only: not the appropriate nursing action here | C — Diet: INH depletes B6; supplement to prevent neuropathy. | D — Exercise: Calcium, vitamin D, and fall prevention maintain bone health. | ⚠️ Exam Trap: Read the exact question — the correct fact and its look-alike options are easy to interchange. | 💎 PNC Pearl: Mutual support for addiction recovery → AA/NA complement treatment with community support</w:t>
       </w:r>
     </w:p>
     <w:p>
@@ -1564,7 +1564,7 @@
     </w:p>
     <w:p>
       <w:r>
-        <w:t>Solution: Rest maintains vigilance and safety.</w:t>
+        <w:t>Solution: ✅ Correct Answer: A. Fatigue increases error risk | 🧠 Clinical Rationale: Rest maintains vigilance and safety. | ❌ Why Not Others? | B — They waste time: not the appropriate nursing action here | C — Staff dislike them: not the appropriate nursing action here | D — They cost money: not the appropriate nursing action here | ⚠️ Exam Trap: Read the exact question — the correct fact and its look-alike options are easy to interchange. | 💎 PNC Pearl: Fatigue increases error risk → Rest maintains vigilance and safety</w:t>
       </w:r>
     </w:p>
     <w:p>
@@ -1609,7 +1609,7 @@
     </w:p>
     <w:p>
       <w:r>
-        <w:t>Solution: Coordinate mental health, housing, and fire safety services.</w:t>
+        <w:t>Solution: ✅ Correct Answer: A. Combustible clutter | 🧠 Clinical Rationale: Coordinate mental health, housing, and fire safety services. | ❌ Why Not Others? | B — Diet: INH depletes B6; supplement to prevent neuropathy. | C — Exercise: Calcium, vitamin D, and fall prevention maintain bone health. | D — Vaccination: Absence of a scar does not mean no protection; check vaccination records. | ⚠️ Exam Trap: Read the exact question — the correct fact and its look-alike options are easy to interchange. | 💎 PNC Pearl: Combustible clutter → Coordinate mental health, housing, and fire safety services</w:t>
       </w:r>
     </w:p>
     <w:p>
@@ -1654,7 +1654,7 @@
     </w:p>
     <w:p>
       <w:r>
-        <w:t>Solution: Fibre, fluids, and activity relieve constipation.</w:t>
+        <w:t>Solution: ✅ Correct Answer: A. Low fibre and fluids with inactivity | 🧠 Clinical Rationale: Fibre, fluids, and activity relieve constipation. | ❌ Why Not Others? | B — Excess fibre: not the appropriate nursing action here | C — Diet only: not the appropriate nursing action here | D — Genetics: Diet and heredity drive LDL; statins and lifestyle lower it. | ⚠️ Exam Trap: Read the exact question — the correct fact and its look-alike options are easy to interchange. | 💎 PNC Pearl: Low fibre and fluids with inactivity → Fibre, fluids, and activity relieve constipation</w:t>
       </w:r>
     </w:p>
     <w:p>
@@ -1699,7 +1699,7 @@
     </w:p>
     <w:p>
       <w:r>
-        <w:t>Solution: The cerebrum (with its two hemispheres) controls thought, memory, voluntary movement, and sensation.</w:t>
+        <w:t>Solution: ✅ Correct Answer: A. Cerebrum | 🧠 Clinical Rationale: The cerebrum (with its two hemispheres) controls thought, memory, voluntary movement, and sensation. | ❌ Why Not Others? | B — Cerebellum: The cerebellum coordinates movement, posture, and balance. — not the largest part | C — Brainstem: not the largest part | D — Thalamus: The thalamus is the sensory relay station. — not the largest part | ⚠️ Exam Trap: Read the exact question — the correct fact and its look-alike options are easy to interchange. | 💎 PNC Pearl: Cerebrum = the largest part</w:t>
       </w:r>
     </w:p>
     <w:p>
@@ -1744,7 +1744,7 @@
     </w:p>
     <w:p>
       <w:r>
-        <w:t>Solution: Beta-2 agonists cause tremor and reflex tachycardia.</w:t>
+        <w:t>Solution: ✅ Correct Answer: A. Tremor and tachycardia | 🧠 Clinical Rationale: Beta-2 agonists cause tremor and reflex tachycardia. | ❌ Why Not Others? | B — Bradycardia: Bradycardia = 60 beats per minute | C — Hypotension: Intradialytic hypotension from rapid fluid removal is the most common complication. | D — Dry mouth: Anticholinergic drying of the mouth is common. | ⚠️ Exam Trap: Read the exact question — the correct fact and its look-alike options are easy to interchange. | 💎 PNC Pearl: Tremor and tachycardia → Beta-2 agonists cause tremor and reflex tachycardia</w:t>
       </w:r>
     </w:p>
     <w:p>
@@ -1789,7 +1789,7 @@
     </w:p>
     <w:p>
       <w:r>
-        <w:t>Solution: Life skills prevent substance use and violence.</w:t>
+        <w:t>Solution: ✅ Correct Answer: A. Building coping, decision-making, and refusal skills | 🧠 Clinical Rationale: Life skills prevent substance use and violence. | ❌ Why Not Others? | B — Academics: not the appropriate nursing action here | C — Diet: INH depletes B6; supplement to prevent neuropathy. | D — Exercise: Calcium, vitamin D, and fall prevention maintain bone health. | ⚠️ Exam Trap: Read the exact question — the correct fact and its look-alike options are easy to interchange. | 💎 PNC Pearl: Building coping, decision-making, and refusal skills → Life skills prevent substance use and violence</w:t>
       </w:r>
     </w:p>
     <w:p>
@@ -1834,7 +1834,7 @@
     </w:p>
     <w:p>
       <w:r>
-        <w:t>Solution: Timely, energy-dense complementary feeding prevents faltering.</w:t>
+        <w:t>Solution: ✅ Correct Answer: A. Delayed or inadequate complementary feeding | 🧠 Clinical Rationale: Timely, energy-dense complementary feeding prevents faltering. | ❌ Why Not Others? | B — Genetics: Diet and heredity drive LDL; statins and lifestyle lower it. | C — Climate: NMSA promotes sustainable agriculture. | D — Vaccination: Absence of a scar does not mean no protection; check vaccination records. | ⚠️ Exam Trap: Read the exact question — the correct fact and its look-alike options are easy to interchange. | 💎 PNC Pearl: Delayed or inadequate complementary feeding → Timely, energy-dense complementary feeding prevents faltering</w:t>
       </w:r>
     </w:p>
     <w:p>
@@ -1879,7 +1879,7 @@
     </w:p>
     <w:p>
       <w:r>
-        <w:t>Solution: Anomie links to suicide and deviance in rapid change.</w:t>
+        <w:t>Solution: ✅ Correct Answer: A. Normlessness and weakened social regulation | 🧠 Clinical Rationale: Anomie links to suicide and deviance in rapid change. | ❌ Why Not Others? | B — Strong norms: not the appropriate nursing action here | C — Social harmony: not the appropriate nursing action here | D — Economic prosperity: not the appropriate nursing action here | ⚠️ Exam Trap: Read the exact question — the correct fact and its look-alike options are easy to interchange. | 💎 PNC Pearl: Normlessness and weakened social regulation → Anomie links to suicide and deviance in rapid change</w:t>
       </w:r>
     </w:p>
     <w:p>
@@ -1924,7 +1924,7 @@
     </w:p>
     <w:p>
       <w:r>
-        <w:t>Solution: C. difficile spores resist alcohol rubs; wash hands with soap and water and use contact precautions.</w:t>
+        <w:t>Solution: ✅ Correct Answer: A. Contact precautions with soap-and-water hand hygiene | 🧠 Clinical Rationale: C. difficile spores resist alcohol rubs; wash hands with soap and water and use contact precautions. | ❌ Why Not Others? | B — Airborne precautions: Varicella (chickenpox) spreads by airborne droplet nuclei, requiring airborne precautions. | C — Droplet precautions: Neisseria meningitidis spreads by droplets; droplet precautions for the first 24 hours of effective antibio... | D — Standard precautions only: not the appropriate nursing action here | ⚠️ Exam Trap: Read the exact question — the correct fact and its look-alike options are easy to interchange. | 💎 PNC Pearl: Contact precautions with soap-and-water hand hygiene → C. difficile spores resist alcohol rubs; wash hands with soap and water and use contact precautions</w:t>
       </w:r>
     </w:p>
     <w:p>
@@ -1969,7 +1969,7 @@
     </w:p>
     <w:p>
       <w:r>
-        <w:t>Solution: PSGN follows group A streptococcal infection with haematuria, oedema, and hypertension.</w:t>
+        <w:t>Solution: ✅ Correct Answer: A. Post-streptococcal infection | 🧠 Clinical Rationale: PSGN follows group A streptococcal infection with haematuria, oedema, and hypertension. | ❌ Why Not Others? | B — Lupus always: not the appropriate nursing action here | C — Diet: INH depletes B6; supplement to prevent neuropathy. | D — Trauma: Birth trauma, episiotomy pain, and epidurals impair bladder sensation; monitor voiding closely. | ⚠️ Exam Trap: Read the exact question — the correct fact and its look-alike options are easy to interchange. | 💎 PNC Pearl: Post-streptococcal infection → PSGN follows group A streptococcal infection with haematuria, oedema, and hypertension</w:t>
       </w:r>
     </w:p>
     <w:p>
@@ -2014,7 +2014,7 @@
     </w:p>
     <w:p>
       <w:r>
-        <w:t>Solution: Evaluate for UTI, diabetes, and psychological factors; treat with alarm therapy.</w:t>
+        <w:t>Solution: ✅ Correct Answer: A. Persistent bedwetting beyond 5 years with daytime symptoms | 🧠 Clinical Rationale: Evaluate for UTI, diabetes, and psychological factors; treat with alarm therapy. | ❌ Why Not Others? | B — Single episode: not the appropriate nursing action here | C — Diet: INH depletes B6; supplement to prevent neuropathy. | D — Exercise: Calcium, vitamin D, and fall prevention maintain bone health. | ⚠️ Exam Trap: Read the exact question — the correct fact and its look-alike options are easy to interchange. | 💎 PNC Pearl: Persistent bedwetting beyond 5 years with daytime symptoms → Evaluate for UTI, diabetes, and psychological factors; treat with alarm therapy</w:t>
       </w:r>
     </w:p>
     <w:p>
@@ -2059,7 +2059,7 @@
     </w:p>
     <w:p>
       <w:r>
-        <w:t>Solution: Elevation and compression stockings manage venous stasis; arterial disease, by contrast, needs dependent positioning.</w:t>
+        <w:t>Solution: ✅ Correct Answer: A. It promotes venous return and reduces oedema | 🧠 Clinical Rationale: Elevation and compression stockings manage venous stasis; arterial disease, by contrast, needs dependent positioning. | ❌ Why Not Others? | B — It increases arterial flow: not the appropriate nursing action here | C — It prevents ulcers: not the appropriate nursing action here | D — It reduces pain only: not the appropriate nursing action here | ⚠️ Exam Trap: Read the exact question — the correct fact and its look-alike options are easy to interchange. | 💎 PNC Pearl: It promotes venous return and reduces oedema → Elevation and compression stockings manage venous stasis; arterial disease, by contrast, needs dependent positioning</w:t>
       </w:r>
     </w:p>
     <w:p>
@@ -2104,7 +2104,7 @@
     </w:p>
     <w:p>
       <w:r>
-        <w:t>Solution: Ascaris causes malnutrition and intestinal obstruction in heavy loads; deworming (albendazole) treats it.</w:t>
+        <w:t>Solution: ✅ Correct Answer: A. Ascaris lumbricoides through contaminated food | 🧠 Clinical Rationale: Ascaris causes malnutrition and intestinal obstruction in heavy loads; deworming (albendazole) treats it. | ❌ Why Not Others? | B — Diet always: not the appropriate nursing action here | C — Exercise always: not the appropriate nursing action here | D — Vaccination: Absence of a scar does not mean no protection; check vaccination records. | ⚠️ Exam Trap: Read the exact question — the correct fact and its look-alike options are easy to interchange. | 💎 PNC Pearl: Ascaris causes malnutrition and intestinal obstruction in heavy loads; deworming (albendazole) treats it.</w:t>
       </w:r>
     </w:p>
     <w:p>
@@ -2149,7 +2149,7 @@
     </w:p>
     <w:p>
       <w:r>
-        <w:t>Solution: Neutropenic sepsis is an emergency with empirical antibiotics.</w:t>
+        <w:t>Solution: ✅ Correct Answer: A. Gram-negative bacteraemia and candidiasis | 🧠 Clinical Rationale: Neutropenic sepsis is an emergency with empirical antibiotics. | ❌ Why Not Others? | B — Measles: UIP achieved polio eradication and reduced measles deaths. | C — Influenza: Droplet precautions use surgical masks and spatial separation. | D — Rubella: And genetic syndromes cause congenital cataract; early surgery prevents amblyopia. | ⚠️ Exam Trap: Read the exact question — the correct fact and its look-alike options are easy to interchange. | 💎 PNC Pearl: Gram-negative bacteraemia and candidiasis → Neutropenic sepsis is an emergency with empirical antibiotics</w:t>
       </w:r>
     </w:p>
     <w:p>
@@ -2194,7 +2194,7 @@
     </w:p>
     <w:p>
       <w:r>
-        <w:t>Solution: Early-morning deep sputum gives the best sample for AFB and culture.</w:t>
+        <w:t>Solution: ✅ Correct Answer: A. Early morning after rinsing the mouth, from deep cough | 🧠 Clinical Rationale: Early-morning deep sputum gives the best sample for AFB and culture. | ❌ Why Not Others? | B — After meals: Lifestyle measures reduce reflux. | C — From the throat swab: not the appropriate nursing action here | D — After smoking: not the appropriate nursing action here | ⚠️ Exam Trap: Don’t confuse "Early morning after rinsing the mouth, from deep cough" with "From the throat swab" — they look alike and are easy to interchange. | 💎 PNC Pearl: Early morning after rinsing the mouth, from deep cough → Early-morning deep sputum gives the best sample for AFB and culture</w:t>
       </w:r>
     </w:p>
     <w:p>
@@ -2239,7 +2239,7 @@
     </w:p>
     <w:p>
       <w:r>
-        <w:t>Solution: Right heart failure causes systemic congestion: oedema, ascites, JVD.</w:t>
+        <w:t>Solution: ✅ Correct Answer: A. Right-sided heart failure | 🧠 Clinical Rationale: Right heart failure causes systemic congestion: oedema, ascites, JVD. | ❌ Why Not Others? | B — Left-sided failure: not the appropriate nursing action here | C — Pneumonia: Pathways reduce variation and improve outcomes. | D — Asthma: Non-selective beta-blockade constricts airways; they are avoided in asthma. | ⚠️ Exam Trap: Don’t confuse "Right-sided heart failure" with "Left-sided failure" — they look alike and are easy to interchange. | 💎 PNC Pearl: Right-sided heart failure → Right heart failure causes systemic congestion: oedema, ascites, JVD</w:t>
       </w:r>
     </w:p>
     <w:p>
@@ -2284,7 +2284,7 @@
     </w:p>
     <w:p>
       <w:r>
-        <w:t>Solution: Kayakalp promotes hygiene in public health facilities.</w:t>
+        <w:t>Solution: ✅ Correct Answer: A. Cleanliness and infection control in facilities | 🧠 Clinical Rationale: Kayakalp promotes hygiene in public health facilities. | ❌ Why Not Others? | B — Beauty: not the appropriate nursing action here | C — Diet: INH depletes B6; supplement to prevent neuropathy. | D — Climate: NMSA promotes sustainable agriculture. | ⚠️ Exam Trap: Read the exact question — the correct fact and its look-alike options are easy to interchange. | 💎 PNC Pearl: Cleanliness and infection control in facilities → Kayakalp promotes hygiene in public health facilities</w:t>
       </w:r>
     </w:p>
     <w:p>
@@ -2329,7 +2329,7 @@
     </w:p>
     <w:p>
       <w:r>
-        <w:t>Solution: r = +1 perfect positive, -1 perfect negative, 0 no linear relation.</w:t>
+        <w:t>Solution: ✅ Correct Answer: A. -1 to +1 | 🧠 Clinical Rationale: r = +1 perfect positive, -1 perfect negative, 0 no linear relation. | ❌ Why Not Others? | B — 0 to 10: not the appropriate nursing action here | C — 1 to 100: not the appropriate nursing action here | D — -100 to +100: not the appropriate nursing action here | ⚠️ Exam Trap: Read the exact question — the correct fact and its look-alike options are easy to interchange. | 💎 PNC Pearl: -1 to +1 → r = +1 perfect positive, -1 perfect negative, 0 no linear relation</w:t>
       </w:r>
     </w:p>
     <w:p>
@@ -2374,7 +2374,7 @@
     </w:p>
     <w:p>
       <w:r>
-        <w:t>Solution: Vaso-occlusive crisis: fluids, oxygen, opioids, and transfusion; avoid cold and dehydration.</w:t>
+        <w:t>Solution: ✅ Correct Answer: A. Oxygen, hydration, analgesia, and blood transfusion as needed | 🧠 Clinical Rationale: Vaso-occlusive crisis: fluids, oxygen, opioids, and transfusion; avoid cold and dehydration. | ❌ Why Not Others? | B — Cold compresses: not the appropriate nursing action here | C — Bloodletting: not the appropriate nursing action here | D — Antibiotics only: not the appropriate nursing action here | ⚠️ Exam Trap: Read the exact question — the correct fact and its look-alike options are easy to interchange. | 💎 PNC Pearl: Oxygen, hydration, analgesia, and blood transfusion as needed → Vaso-occlusive crisis: fluids, oxygen, opioids, and transfusion; avoid cold and dehydration</w:t>
       </w:r>
     </w:p>
     <w:p>
@@ -2419,7 +2419,7 @@
     </w:p>
     <w:p>
       <w:r>
-        <w:t>Solution: Hepatitis A spreads faecal-orally; meticulous hand hygiene and sanitation prevent spread.</w:t>
+        <w:t>Solution: ✅ Correct Answer: A. Standard precautions with careful hand hygiene (faecal-oral transmission) | 🧠 Clinical Rationale: Hepatitis A spreads faecal-orally; meticulous hand hygiene and sanitation prevent spread. | ❌ Why Not Others? | B — Airborne precautions: Varicella (chickenpox) spreads by airborne droplet nuclei, requiring airborne precautions. | C — Negative pressure room: not the appropriate nursing action here | D — Contact precautions only: not the appropriate nursing action here | ⚠️ Exam Trap: Read the exact question — the correct fact and its look-alike options are easy to interchange. | 💎 PNC Pearl: Standard precautions with careful hand hygiene (faecal-oral transmission) → Hepatitis A spreads faecal-orally; meticulous hand hygiene and sanitation prevent spread</w:t>
       </w:r>
     </w:p>
     <w:p>
@@ -2464,7 +2464,7 @@
     </w:p>
     <w:p>
       <w:r>
-        <w:t>Solution: Withhold metformin around contrast agents and major surgery.</w:t>
+        <w:t>Solution: ✅ Correct Answer: A. Contrast studies and surgery (lactic acidosis risk) | 🧠 Clinical Rationale: Withhold metformin around contrast agents and major surgery. | ❌ Why Not Others? | B — Breakfast: PPIs work best taken 30–60 minutes before the first meal. | C — Exercise: Calcium, vitamin D, and fall prevention maintain bone health. | D — Sleep: Quiet, comfortable surroundings aid sleep. | ⚠️ Exam Trap: Read the exact question — the correct fact and its look-alike options are easy to interchange. | 💎 PNC Pearl: Contrast studies and surgery (lactic acidosis risk) → Withhold metformin around contrast agents and major surgery</w:t>
       </w:r>
     </w:p>
     <w:p>
@@ -2509,7 +2509,7 @@
     </w:p>
     <w:p>
       <w:r>
-        <w:t>Solution: Planned, respectful bedside teaching benefits learners and patients.</w:t>
+        <w:t>Solution: ✅ Correct Answer: A. The patient consents and objectives are clear | 🧠 Clinical Rationale: Planned, respectful bedside teaching benefits learners and patients. | ❌ Why Not Others? | B — The patient is asleep: not the appropriate nursing action here | C — No staff participate: not the appropriate nursing action here | D — It is unplanned: not the appropriate nursing action here | ⚠️ Exam Trap: Don’t confuse "The patient consents and objectives are clear" with "The patient is asleep" — they look alike and are easy to interchange. | 💎 PNC Pearl: The patient consents and objectives are clear → Planned, respectful bedside teaching benefits learners and patients</w:t>
       </w:r>
     </w:p>
     <w:p>
@@ -2554,7 +2554,7 @@
     </w:p>
     <w:p>
       <w:r>
-        <w:t>Solution: Research generates knowledge that improves patient outcomes and practice.</w:t>
+        <w:t>Solution: ✅ Correct Answer: A. Build an evidence base for nursing practice | 🧠 Clinical Rationale: Research generates knowledge that improves patient outcomes and practice. | ❌ Why Not Others? | B — Increase paperwork: not the appropriate nursing action here | C — Satisfy academic requirements only: not the appropriate nursing action here | D — Reduce staffing: not the appropriate nursing action here | ⚠️ Exam Trap: Read the exact question — the correct fact and its look-alike options are easy to interchange. | 💎 PNC Pearl: Build an evidence base for nursing practice → Research generates knowledge that improves patient outcomes and practice</w:t>
       </w:r>
     </w:p>
     <w:p>
@@ -2599,7 +2599,7 @@
     </w:p>
     <w:p>
       <w:r>
-        <w:t>Solution: Tailor investigations to presentation and treatment.</w:t>
+        <w:t>Solution: ✅ Correct Answer: A. Medical mimics and medication monitoring | 🧠 Clinical Rationale: Tailor investigations to presentation and treatment. | ❌ Why Not Others? | B — Routine only: not the appropriate nursing action here | C — Diet: INH depletes B6; supplement to prevent neuropathy. | D — Exercise: Calcium, vitamin D, and fall prevention maintain bone health. | ⚠️ Exam Trap: Read the exact question — the correct fact and its look-alike options are easy to interchange. | 💎 PNC Pearl: Medical mimics and medication monitoring → Tailor investigations to presentation and treatment</w:t>
       </w:r>
     </w:p>
     <w:p>
@@ -2644,7 +2644,7 @@
     </w:p>
     <w:p>
       <w:r>
-        <w:t>Solution: Physical barriers (skin, mucosa) form the non-specific first line.</w:t>
+        <w:t>Solution: ✅ Correct Answer: A. The skin and mucous membranes | 🧠 Clinical Rationale: Physical barriers (skin, mucosa) form the non-specific first line. | ❌ Why Not Others? | B — Antibodies: Globulins include immunoglobulins. — not the first line | C — T cells: CD8+ cytotoxic T cells kill infected cells. — not the first line | D — Fever: Temperatures above 38°C are fever (pyrexia); &gt;41°C is hyperpyrexia. — not the first line | ⚠️ Exam Trap: Read the exact question — the correct fact and its look-alike options are easy to interchange. | 💎 PNC Pearl: The skin and mucous membranes = the first line</w:t>
       </w:r>
     </w:p>
     <w:p>
@@ -2689,7 +2689,7 @@
     </w:p>
     <w:p>
       <w:r>
-        <w:t>Solution: B lymphocytes mature into antibody-secreting plasma cells.</w:t>
+        <w:t>Solution: ✅ Correct Answer: A. Lymphocyte (B cell) | 🧠 Clinical Rationale: B lymphocytes mature into antibody-secreting plasma cells. | ❌ Why Not Others? | B — Neutrophil: Neutrophils constitute 40–70% of leukocytes. | C — Eosinophil: Eosinophils increase in parasitic infections and allergy. | D — Basophil: Mast cells in tissues release histamine. | ⚠️ Exam Trap: Read the exact question — the correct fact and its look-alike options are easy to interchange. | 💎 PNC Pearl: Lymphocyte (B cell) → B lymphocytes mature into antibody-secreting plasma cells</w:t>
       </w:r>
     </w:p>
     <w:p>
@@ -2734,7 +2734,7 @@
     </w:p>
     <w:p>
       <w:r>
-        <w:t>Solution: Breastfed babies of B12-deficient mothers develop megaloblastic anaemia and regression; supplement mothers.</w:t>
+        <w:t>Solution: ✅ Correct Answer: A. Maternal B12 deficiency, often with vegetarian diets | 🧠 Clinical Rationale: Breastfed babies of B12-deficient mothers develop megaloblastic anaemia and regression; supplement mothers. | ❌ Why Not Others? | B — Excess B12: not the appropriate nursing action here | C — Infection: Loss of immunoglobulins predisposes to peritonitis and cellulitis; also watch thrombosis. | D — Trauma: Birth trauma, episiotomy pain, and epidurals impair bladder sensation; monitor voiding closely. | ⚠️ Exam Trap: Read the exact question — the correct fact and its look-alike options are easy to interchange. | 💎 PNC Pearl: Maternal B12 deficiency, often with vegetarian diets → Breastfed babies of B12-deficient mothers develop megaloblastic anaemia and regression; supplement mothers</w:t>
       </w:r>
     </w:p>
     <w:p>
@@ -2779,7 +2779,7 @@
     </w:p>
     <w:p>
       <w:r>
-        <w:t>Solution: Chronic stress manifests as anxiety, tension, and somatic symptoms.</w:t>
+        <w:t>Solution: ✅ Correct Answer: A. Anxiety and irritability | 🧠 Clinical Rationale: Chronic stress manifests as anxiety, tension, and somatic symptoms. | ❌ Why Not Others? | B — Euphoria: Cannabis: euphoria, relaxation, appetite stimulation, and altered perception; high doses cause anxiety. | C — Sleeping more always: not the appropriate nursing action here | D — Weight gain always: not the appropriate nursing action here | ⚠️ Exam Trap: Read the exact question — the correct fact and its look-alike options are easy to interchange. | 💎 PNC Pearl: Anxiety and irritability → Chronic stress manifests as anxiety, tension, and somatic symptoms</w:t>
       </w:r>
     </w:p>
     <w:p>
@@ -2824,7 +2824,7 @@
     </w:p>
     <w:p>
       <w:r>
-        <w:t>Solution: ASHAs counsel, accompany, and facilitate services for maternal, newborn, and child health.</w:t>
+        <w:t>Solution: ✅ Correct Answer: A. Institutional delivery, immunization, and family planning | 🧠 Clinical Rationale: ASHAs counsel, accompany, and facilitate services for maternal, newborn, and child health. | ❌ Why Not Others? | B — Only hospital admission: not the appropriate nursing action here | C — Only surgery: not the appropriate nursing action here | D — Only laboratory tests: not the appropriate nursing action here | ⚠️ Exam Trap: Read the exact question — the correct fact and its look-alike options are easy to interchange. | 💎 PNC Pearl: Institutional delivery, immunization, and family planning → ASHAs counsel, accompany, and facilitate services for maternal, newborn, and child health</w:t>
       </w:r>
     </w:p>
     <w:p>
@@ -2869,7 +2869,7 @@
     </w:p>
     <w:p>
       <w:r>
-        <w:t>Solution: Unity of command prevents conflicting instructions.</w:t>
+        <w:t>Solution: ✅ Correct Answer: A. Unity of command | 🧠 Clinical Rationale: Unity of command prevents conflicting instructions. | ❌ Why Not Others? | B — Span of control: not the appropriate nursing action here | C — Chain of command: not the appropriate nursing action here | D — Scalar principle: not the appropriate nursing action here | ⚠️ Exam Trap: Read the exact question — the correct fact and its look-alike options are easy to interchange. | 💎 PNC Pearl: Unity of command → prevents conflicting instructions</w:t>
       </w:r>
     </w:p>
     <w:p>
@@ -2914,7 +2914,7 @@
     </w:p>
     <w:p>
       <w:r>
-        <w:t>Solution: Remove the most contaminated items first: gloves → eye protection → gown → mask.</w:t>
+        <w:t>Solution: ✅ Correct Answer: A. Gloves, goggles, gown, mask | 🧠 Clinical Rationale: Remove the most contaminated items first: gloves → eye protection → gown → mask. | ❌ Why Not Others? | B — Mask, gown, gloves, goggles: not the appropriate nursing action here | C — Gown, gloves, mask, goggles: not the appropriate nursing action here | D — Goggles, mask, gloves, gown: not the appropriate nursing action here | ⚠️ Exam Trap: Don’t confuse "Gloves, goggles, gown, mask" with "Mask, gown, gloves, goggles" — they look alike and are easy to interchange. | 💎 PNC Pearl: Gloves, goggles, gown, mask → Remove the most contaminated items first: gloves → eye protection → gown → mask</w:t>
       </w:r>
     </w:p>
     <w:p>
@@ -2959,7 +2959,7 @@
     </w:p>
     <w:p>
       <w:r>
-        <w:t>Solution: Retinol is animal-sourced; beta-carotene converts from plants.</w:t>
+        <w:t>Solution: ✅ Correct Answer: A. Liver, egg, milk, and fish oils | 🧠 Clinical Rationale: Retinol is animal-sourced; beta-carotene converts from plants. | ❌ Why Not Others? | B — Citrus fruits: Amla is one of the richest vitamin C sources. | C — Whole grains: Unpolished grains retain thiamine; polishing removes it. | D — Green leafy only: not the appropriate nursing action here | ⚠️ Exam Trap: Read the exact question — the correct fact and its look-alike options are easy to interchange. | 💎 PNC Pearl: Liver, egg, milk, and fish oils → Retinol is animal-sourced; beta-carotene converts from plants</w:t>
       </w:r>
     </w:p>
     <w:p>
@@ -3004,7 +3004,7 @@
     </w:p>
     <w:p>
       <w:r>
-        <w:t>Solution: Fresh diets and H. pylori treatment reduce risk.</w:t>
+        <w:t>Solution: ✅ Correct Answer: A. Salty, pickled, smoked foods and H. pylori | 🧠 Clinical Rationale: Fresh diets and H. pylori treatment reduce risk. | ❌ Why Not Others? | B — Fresh vegetables: not the appropriate nursing action here | C — Fruits: The plate method simplifies portion control. | D — Water: JJM (2019) provides functional tap connections to rural homes. | ⚠️ Exam Trap: Read the exact question — the correct fact and its look-alike options are easy to interchange. | 💎 PNC Pearl: Salty, pickled, smoked foods and H. pylori → Fresh diets and H. pylori treatment reduce risk</w:t>
       </w:r>
     </w:p>
     <w:p>
@@ -3049,7 +3049,7 @@
     </w:p>
     <w:p>
       <w:r>
-        <w:t>Solution: The lecture remains the most widely used method for large groups.</w:t>
+        <w:t>Solution: ✅ Correct Answer: A. Lecture method | 🧠 Clinical Rationale: The lecture remains the most widely used method for large groups. | ❌ Why Not Others? | B — Symposium only: not the appropriate nursing action here | C — Panel only: not the appropriate nursing action here | D — Project only: not the appropriate nursing action here | ⚠️ Exam Trap: Read the exact question — the correct fact and its look-alike options are easy to interchange. | 💎 PNC Pearl: Lecture method → The lecture remains the most widely used method for large groups</w:t>
       </w:r>
     </w:p>
     <w:p>
@@ -3094,7 +3094,7 @@
     </w:p>
     <w:p>
       <w:r>
-        <w:t>Solution: 108 ambulances reduce delay 2 (transport).</w:t>
+        <w:t>Solution: ✅ Correct Answer: A. 108 emergency transport | 🧠 Clinical Rationale: 108 ambulances reduce delay 2 (transport). | ❌ Why Not Others? | B — Billing: not the appropriate nursing action here | C — Diet: INH depletes B6; supplement to prevent neuropathy. | D — Climate: NMSA promotes sustainable agriculture. | ⚠️ Exam Trap: Read the exact question — the correct fact and its look-alike options are easy to interchange. | 💎 PNC Pearl: 108 emergency transport → 108 ambulances reduce delay 2 (transport)</w:t>
       </w:r>
     </w:p>
     <w:p>
@@ -3139,7 +3139,7 @@
     </w:p>
     <w:p>
       <w:r>
-        <w:t>Solution: Filtrate flows PCT → loop of Henle → DCT → collecting duct.</w:t>
+        <w:t>Solution: ✅ Correct Answer: A. PCT, loop of Henle, DCT, collecting duct | 🧠 Clinical Rationale: Filtrate flows PCT → loop of Henle → DCT → collecting duct. | ❌ Why Not Others? | B — DCT, loop, PCT: not the appropriate nursing action here | C — Loop, PCT, DCT: not the appropriate nursing action here | D — Collecting duct first: not the appropriate nursing action here | ⚠️ Exam Trap: Don’t confuse "PCT, loop of Henle, DCT, collecting duct" with "DCT, loop, PCT" — they look alike and are easy to interchange. | 💎 PNC Pearl: PCT, loop of Henle, DCT, collecting duct → Filtrate flows PCT → loop of Henle → DCT → collecting duct</w:t>
       </w:r>
     </w:p>
     <w:p>
@@ -3184,7 +3184,7 @@
     </w:p>
     <w:p>
       <w:r>
-        <w:t>Solution: Graves' disease causes most hyperthyroidism.</w:t>
+        <w:t>Solution: ✅ Correct Answer: A. Graves' disease | 🧠 Clinical Rationale: Graves' disease causes most hyperthyroidism. | ❌ Why Not Others? | B — Toxic adenoma: not the appropriate nursing action here | C — Thyroiditis: Hashimoto thyroiditis causes acquired hypothyroidism in older children; treat with thyroxine. | D — Iodine excess: not the appropriate nursing action here | ⚠️ Exam Trap: Read the exact question — the correct fact and its look-alike options are easy to interchange. | 💎 PNC Pearl: Graves' disease → causes most hyperthyroidism</w:t>
       </w:r>
     </w:p>
     <w:p>
@@ -3229,7 +3229,7 @@
     </w:p>
     <w:p>
       <w:r>
-        <w:t>Solution: Free bilirubin crosses the blood-brain barrier causing kernicterus with long-term sequelae.</w:t>
+        <w:t>Solution: ✅ Correct Answer: A. Kernicterus (bilirubin encephalopathy) | 🧠 Clinical Rationale: Free bilirubin crosses the blood-brain barrier causing kernicterus with long-term sequelae. | ❌ Why Not Others? | B — Dehydration: Depressed fontanelle with poor skin turgor indicates dehydration. | C — Anaemia: Affects more than half of pregnant women in India. | D — Hypocalcaemia: Causes carpopedal spasm and seizures; treat with calcium. | ⚠️ Exam Trap: Read the exact question — the correct fact and its look-alike options are easy to interchange. | 💎 PNC Pearl: Kernicterus (bilirubin encephalopathy) → Free bilirubin crosses the blood-brain barrier causing kernicterus with long-term sequelae</w:t>
       </w:r>
     </w:p>
     <w:p>
@@ -3274,7 +3274,7 @@
     </w:p>
     <w:p>
       <w:r>
-        <w:t>Solution: Aldosterone acts on the DCT for Na+/K+ exchange.</w:t>
+        <w:t>Solution: ✅ Correct Answer: A. Aldosterone | 🧠 Clinical Rationale: Aldosterone acts on the DCT for Na+/K+ exchange. | ❌ Why Not Others? | B — ADH: Inserts aquaporins to reabsorb water. | C — ANP: not the appropriate nursing action here | D — Parathormone: not the appropriate nursing action here | ⚠️ Exam Trap: Read the exact question — the correct fact and its look-alike options are easy to interchange. | 💎 PNC Pearl: Aldosterone → acts on the DCT for Na+/K+ exchange</w:t>
       </w:r>
     </w:p>
     <w:p>
@@ -3319,7 +3319,7 @@
     </w:p>
     <w:p>
       <w:r>
-        <w:t>Solution: Letrozole/clomiphene induce ovulation; metformin helps metabolic aspects.</w:t>
+        <w:t>Solution: ✅ Correct Answer: A. Clomiphene citrate or letrozole | 🧠 Clinical Rationale: Letrozole/clomiphene induce ovulation; metformin helps metabolic aspects. | ❌ Why Not Others? | B — Insulin: Beta cells secrete insulin; alpha cells glucagon. — not the first | C — Metformin only: not the first | D — Progesterone: Maintains the endometrium and pregnancy. — not the first | ⚠️ Exam Trap: Read the exact question — the correct fact and its look-alike options are easy to interchange. | 💎 PNC Pearl: Clomiphene citrate or letrozole = the first</w:t>
       </w:r>
     </w:p>
     <w:p>
@@ -3364,7 +3364,7 @@
     </w:p>
     <w:p>
       <w:r>
-        <w:t>Solution: PAD: cramping leg pain with exercise, cool pale limb, weak pulses, and hair loss.</w:t>
+        <w:t>Solution: ✅ Correct Answer: A. Intermittent claudication and absent distal pulses | 🧠 Clinical Rationale: PAD: cramping leg pain with exercise, cool pale limb, weak pulses, and hair loss. | ❌ Why Not Others? | B — Warm pink feet: not the appropriate nursing action here | C — Bounding pedal pulses: not the appropriate nursing action here | D — Varicose veins only: not the appropriate nursing action here | ⚠️ Exam Trap: Read the exact question — the correct fact and its look-alike options are easy to interchange. | 💎 PNC Pearl: Intermittent claudication and absent distal pulses → PAD: cramping leg pain with exercise, cool pale limb, weak pulses, and hair loss</w:t>
       </w:r>
     </w:p>
     <w:p>
@@ -3409,7 +3409,7 @@
     </w:p>
     <w:p>
       <w:r>
-        <w:t>Solution: Two-factor: arousal plus cognitive label produces emotion.</w:t>
+        <w:t>Solution: ✅ Correct Answer: A. Schachter and Singer | 🧠 Clinical Rationale: Two-factor: arousal plus cognitive label produces emotion. | ❌ Why Not Others? | B — James and Lange: not the appropriate nursing action here | C — Cannon and Bard: not the appropriate nursing action here | D — Freud: Developed psychoanalysis with the unconscious mind at its core. | ⚠️ Exam Trap: Read the exact question — the correct fact and its look-alike options are easy to interchange. | 💎 PNC Pearl: Schachter and Singer → Two-factor: arousal plus cognitive label produces emotion</w:t>
       </w:r>
     </w:p>
     <w:p>
@@ -3454,7 +3454,7 @@
     </w:p>
     <w:p>
       <w:r>
-        <w:t>Solution: Most chronic cough follows infection or asthma; evaluate red flags.</w:t>
+        <w:t>Solution: ✅ Correct Answer: A. Post-infectious and asthma | 🧠 Clinical Rationale: Most chronic cough follows infection or asthma; evaluate red flags. | ❌ Why Not Others? | B — Tumour always: not the appropriate nursing action here | C — Diet: INH depletes B6; supplement to prevent neuropathy. | D — Exercise: Calcium, vitamin D, and fall prevention maintain bone health. | ⚠️ Exam Trap: Read the exact question — the correct fact and its look-alike options are easy to interchange. | 💎 PNC Pearl: Post-infectious and asthma → Most chronic cough follows infection or asthma; evaluate red flags</w:t>
       </w:r>
     </w:p>
     <w:p>
@@ -3499,7 +3499,7 @@
     </w:p>
     <w:p>
       <w:r>
-        <w:t>Solution: Cramps are common at night; stretching, calcium, and hydration relieve them.</w:t>
+        <w:t>Solution: ✅ Correct Answer: A. Fatigue, electrolyte shifts, and pressure | 🧠 Clinical Rationale: Cramps are common at night; stretching, calcium, and hydration relieve them. | ❌ Why Not Others? | B — Infection: Loss of immunoglobulins predisposes to peritonitis and cellulitis; also watch thrombosis. | C — Cancer: Screen and treat comorbid depression in chronic disease. | D — Diet only: not the appropriate nursing action here | ⚠️ Exam Trap: Read the exact question — the correct fact and its look-alike options are easy to interchange. | 💎 PNC Pearl: Fatigue, electrolyte shifts, and pressure → Cramps are common at night; stretching, calcium, and hydration relieve them</w:t>
       </w:r>
     </w:p>
     <w:p>
@@ -3544,7 +3544,7 @@
     </w:p>
     <w:p>
       <w:r>
-        <w:t>Solution: Upright posture maximises accessory muscle use and airflow.</w:t>
+        <w:t>Solution: ✅ Correct Answer: A. Sitting upright leaning forward | 🧠 Clinical Rationale: Upright posture maximises accessory muscle use and airflow. | ❌ Why Not Others? | B — Supine: Leg elevation improves venous return; loosen tight clothing and monitor. | C — Prone: IHIP provides case-based, real-time disease surveillance. | D — Trendelenburg: Leg elevation improves venous return in shock. | ⚠️ Exam Trap: Read the exact question — the correct fact and its look-alike options are easy to interchange. | 💎 PNC Pearl: Sitting upright leaning forward → Upright posture maximises accessory muscle use and airflow</w:t>
       </w:r>
     </w:p>
     <w:p>
@@ -3589,7 +3589,7 @@
     </w:p>
     <w:p>
       <w:r>
-        <w:t>Solution: Evaluate with history, exam, and imaging; exclude infection and Perthes.</w:t>
+        <w:t>Solution: ✅ Correct Answer: A. Trauma and transient synovitis | 🧠 Clinical Rationale: Evaluate with history, exam, and imaging; exclude infection and Perthes. | ❌ Why Not Others? | B — Tumour always: not the appropriate nursing action here | C — Diet: INH depletes B6; supplement to prevent neuropathy. | D — Exercise: Calcium, vitamin D, and fall prevention maintain bone health. | ⚠️ Exam Trap: Read the exact question — the correct fact and its look-alike options are easy to interchange. | 💎 PNC Pearl: Trauma and transient synovitis → Evaluate with history, exam, and imaging; exclude infection and Perthes</w:t>
       </w:r>
     </w:p>
     <w:p>
@@ -3634,7 +3634,7 @@
     </w:p>
     <w:p>
       <w:r>
-        <w:t>Solution: Central chemoreceptors respond mainly to CO2/H+ changes.</w:t>
+        <w:t>Solution: ✅ Correct Answer: A. CO2 levels in the blood | 🧠 Clinical Rationale: Central chemoreceptors respond mainly to CO2/H+ changes. | ❌ Why Not Others? | B — Only oxygen: not the appropriate nursing action here | C — Only glucose: not the appropriate nursing action here | D — Only pH of urine: not the appropriate nursing action here | ⚠️ Exam Trap: Read the exact question — the correct fact and its look-alike options are easy to interchange. | 💎 PNC Pearl: CO2 levels in the blood → Central chemoreceptors respond mainly to CO2/H+ changes</w:t>
       </w:r>
     </w:p>
     <w:p>
@@ -3679,7 +3679,7 @@
     </w:p>
     <w:p>
       <w:r>
-        <w:t>Solution: Loss of immunoglobulins and clotting factors increases infection and thrombosis.</w:t>
+        <w:t>Solution: ✅ Correct Answer: A. Infection, thrombosis, and malnutrition | 🧠 Clinical Rationale: Loss of immunoglobulins and clotting factors increases infection and thrombosis. | ❌ Why Not Others? | B — Bleeding only: not the appropriate nursing action here | C — Hypertension only: not the appropriate nursing action here | D — Polyuria: Polyuria = 2,500 ml per day | ⚠️ Exam Trap: Read the exact question — the correct fact and its look-alike options are easy to interchange. | 💎 PNC Pearl: Infection, thrombosis, and malnutrition → Loss of immunoglobulins and clotting factors increases infection and thrombosis</w:t>
       </w:r>
     </w:p>
     <w:p>
@@ -3724,7 +3724,7 @@
     </w:p>
     <w:p>
       <w:r>
-        <w:t>Solution: The sterile field must remain in the nurse's line of sight; anything below waist level or out of view is considered contaminated.</w:t>
+        <w:t>Solution: ✅ Correct Answer: A. The sterile field should be kept in view at all times | 🧠 Clinical Rationale: The sterile field must remain in the nurse's line of sight; anything below waist level or out of view is considered contaminated. | ❌ Why Not Others? | B — Sterile items may touch the edge of the sterile field: not the appropriate nursing action here | C — Gloved hands may be placed below the waist: not the appropriate nursing action here | D — The sterile field may be uncovered during conversation: not the appropriate nursing action here | ⚠️ Exam Trap: Read the exact question — the correct fact and its look-alike options are easy to interchange. | 💎 PNC Pearl: The sterile field should be kept in view at all times → The sterile field must remain in the nurse's line of sight; anything below waist level or out of view is considered contaminated</w:t>
       </w:r>
     </w:p>
     <w:p>
@@ -3769,7 +3769,7 @@
     </w:p>
     <w:p>
       <w:r>
-        <w:t>Solution: Long-bone (femur, tibia) and pelvic fractures release marrow fat, causing respiratory distress, petechiae, and confusion.</w:t>
+        <w:t>Solution: ✅ Correct Answer: A. Fracture of the femur or pelvis | 🧠 Clinical Rationale: Long-bone (femur, tibia) and pelvic fractures release marrow fat, causing respiratory distress, petechiae, and confusion. | ❌ Why Not Others? | B — Colles' fracture: not the appropriate nursing action here | C — Skull fracture: not the appropriate nursing action here | D — Rib fracture: not the appropriate nursing action here | ⚠️ Exam Trap: Read the exact question — the correct fact and its look-alike options are easy to interchange. | 💎 PNC Pearl: Fracture of the femur or pelvis → Long-bone (femur, tibia) and pelvic fractures release marrow fat, causing respiratory distress, petechiae, and confusion</w:t>
       </w:r>
     </w:p>
     <w:p>
@@ -3814,7 +3814,7 @@
     </w:p>
     <w:p>
       <w:r>
-        <w:t>Solution: Agranulocytosis from antithyroid drugs is life-threatening; report fever/sore throat.</w:t>
+        <w:t>Solution: ✅ Correct Answer: A. Fever and sore throat (agranulocytosis) | 🧠 Clinical Rationale: Agranulocytosis from antithyroid drugs is life-threatening; report fever/sore throat. | ❌ Why Not Others? | B — Weight gain only: not the appropriate nursing action here | C — Bradycardia: Bradycardia = 60 beats per minute | D — Diarrhoea: Cholinergic side effects (nausea, vomiting, bradycardia) are common with cholinesterase inhibitors. | ⚠️ Exam Trap: Read the exact question — the correct fact and its look-alike options are easy to interchange. | 💎 PNC Pearl: Fever and sore throat (agranulocytosis) → Agranulocytosis from antithyroid drugs is life-threatening; report fever/sore throat</w:t>
       </w:r>
     </w:p>
     <w:p>
@@ -3859,7 +3859,7 @@
     </w:p>
     <w:p>
       <w:r>
-        <w:t>Solution: ABO and Rh antigens are RBC surface glycoproteins.</w:t>
+        <w:t>Solution: ✅ Correct Answer: A. Red blood cell membranes | 🧠 Clinical Rationale: ABO and Rh antigens are RBC surface glycoproteins. | ❌ Why Not Others? | B — White cells only: not the appropriate nursing action here | C — Platelets only: not the appropriate nursing action here | D — Plasma proteins: not the appropriate nursing action here | ⚠️ Exam Trap: Read the exact question — the correct fact and its look-alike options are easy to interchange. | 💎 PNC Pearl: Red blood cell membranes → ABO and Rh antigens are RBC surface glycoproteins</w:t>
       </w:r>
     </w:p>
     <w:p>
@@ -3904,7 +3904,7 @@
     </w:p>
     <w:p>
       <w:r>
-        <w:t>Solution: The call bell must always be within the client's reach.</w:t>
+        <w:t>Solution: ✅ Correct Answer: A. Within easy reach | 🧠 Clinical Rationale: The call bell must always be within the client's reach. | ❌ Why Not Others? | B — At the foot of the bed: not the appropriate nursing action here | C — In the bathroom: not the appropriate nursing action here | D — At the nurses' station: not the appropriate nursing action here | ⚠️ Exam Trap: Read the exact question — the correct fact and its look-alike options are easy to interchange. | 💎 PNC Pearl: Within easy reach → The call bell must always be within the client's reach</w:t>
       </w:r>
     </w:p>
     <w:p>
@@ -3949,7 +3949,7 @@
     </w:p>
     <w:p>
       <w:r>
-        <w:t>Solution: Fluoroquinolones risk tendon injury, especially in the elderly.</w:t>
+        <w:t>Solution: ✅ Correct Answer: A. Tendon rupture and QT prolongation | 🧠 Clinical Rationale: Fluoroquinolones risk tendon injury, especially in the elderly. | ❌ Why Not Others? | B — Hypoglycaemia only: not the appropriate nursing action here | C — Bradycardia: Bradycardia = 60 beats per minute | D — Constipation: Opioids slow GI motility; prophylactic stool softeners and fluids are routine. | ⚠️ Exam Trap: Read the exact question — the correct fact and its look-alike options are easy to interchange. | 💎 PNC Pearl: Tendon rupture and QT prolongation → Fluoroquinolones risk tendon injury, especially in the elderly</w:t>
       </w:r>
     </w:p>
     <w:p>
@@ -3994,7 +3994,7 @@
     </w:p>
     <w:p>
       <w:r>
-        <w:t>Solution: C. tetani produces tetanospasmin toxin causing muscle spasms; spores enter via wounds.</w:t>
+        <w:t>Solution: ✅ Correct Answer: A. Clostridium tetani | 🧠 Clinical Rationale: C. tetani produces tetanospasmin toxin causing muscle spasms; spores enter via wounds. | ❌ Why Not Others? | B — Clostridium botulinum: Botulinum toxin blocks acetylcholine release causing descending paralysis; food-borne and infant forms exist. | C — Bacillus anthracis: not the appropriate nursing action here | D — Clostridium perfringens: C. perfringens causes myonecrosis in contaminated wounds. | ⚠️ Exam Trap: Read the exact question — the correct fact and its look-alike options are easy to interchange. | 💎 PNC Pearl: Clostridium tetani → C. tetani produces tetanospasmin toxin causing muscle spasms; spores enter via wounds</w:t>
       </w:r>
     </w:p>
     <w:p>
@@ -4039,7 +4039,7 @@
     </w:p>
     <w:p>
       <w:r>
-        <w:t>Solution: Open-label placebo and transparency preserve trust.</w:t>
+        <w:t>Solution: ✅ Correct Answer: A. Deception risks trust | 🧠 Clinical Rationale: Open-label placebo and transparency preserve trust. | ❌ Why Not Others? | B — Benefit alone: not the appropriate nursing action here | C — Diet: INH depletes B6; supplement to prevent neuropathy. | D — Exercise: Calcium, vitamin D, and fall prevention maintain bone health. | ⚠️ Exam Trap: Read the exact question — the correct fact and its look-alike options are easy to interchange. | 💎 PNC Pearl: Deception risks trust → Open-label placebo and transparency preserve trust</w:t>
       </w:r>
     </w:p>
     <w:p>
@@ -4084,7 +4084,7 @@
     </w:p>
     <w:p>
       <w:r>
-        <w:t>Solution: VHNDs deliver services at the village on fixed days.</w:t>
+        <w:t>Solution: ✅ Correct Answer: A. Village Health and Nutrition Day | 🧠 Clinical Rationale: VHNDs deliver services at the village on fixed days. | ❌ Why Not Others? | B — Village Health and Naturopathy Day: not the appropriate nursing action here | C — Vital Health Nutrition Drive: not the appropriate nursing action here | D — Village Hygiene and Nourishment Day: not the appropriate nursing action here | ⚠️ Exam Trap: Don’t confuse "Village Health and Nutrition Day" with "Village Health and Naturopathy Day" — they look alike and are easy to interchange. | 💎 PNC Pearl: Village Health and Nutrition Day → VHNDs deliver services at the village on fixed days</w:t>
       </w:r>
     </w:p>
     <w:p>
@@ -4129,7 +4129,7 @@
     </w:p>
     <w:p>
       <w:r>
-        <w:t>Solution: PMMVY provides Rs 5,000 in three instalments.</w:t>
+        <w:t>Solution: ✅ Correct Answer: A. Rs 5,000 (in instalments) | 🧠 Clinical Rationale: PMMVY provides Rs 5,000 in three instalments. | ❌ Why Not Others? | B — Rs 50,000: not the first child | C — Rs 500: TB patients receive Rs 500 monthly nutrition support. — not the first child | D — Rs 1,00,000: not the first child | ⚠️ Exam Trap: Read the exact question — the correct fact and its look-alike options are easy to interchange. | 💎 PNC Pearl: Rs 5,000 (in instalments) = the first child</w:t>
       </w:r>
     </w:p>
     <w:p>
@@ -4174,7 +4174,7 @@
     </w:p>
     <w:p>
       <w:r>
-        <w:t>Solution: ASHAs create awareness, counsel, and facilitate referrals.</w:t>
+        <w:t>Solution: ✅ Correct Answer: A. Act as a link between the community and health services | 🧠 Clinical Rationale: ASHAs create awareness, counsel, and facilitate referrals. | ❌ Why Not Others? | B — Perform surgeries: not the appropriate nursing action here | C — Prescribe all medicines: not the appropriate nursing action here | D — Run hospitals: not the appropriate nursing action here | ⚠️ Exam Trap: Read the exact question — the correct fact and its look-alike options are easy to interchange. | 💎 PNC Pearl: Act as a link between the community and health services → ASHAs create awareness, counsel, and facilitate referrals</w:t>
       </w:r>
     </w:p>
     <w:p>
@@ -4219,7 +4219,7 @@
     </w:p>
     <w:p>
       <w:r>
-        <w:t>Solution: UPHCs and outreach sessions serve slum populations under NUHM.</w:t>
+        <w:t>Solution: ✅ Correct Answer: A. Urban Primary Health Centre (UPHC) | 🧠 Clinical Rationale: UPHCs and outreach sessions serve slum populations under NUHM. | ❌ Why Not Others? | B — Medical college: not the first point | C — District hospital: The district hospital is the apex facility at district level. — not the first point | D — Private clinic: not the first point | ⚠️ Exam Trap: Read the exact question — the correct fact and its look-alike options are easy to interchange. | 💎 PNC Pearl: Urban Primary Health Centre (UPHC) = the first point</w:t>
       </w:r>
     </w:p>
     <w:p>
@@ -4264,7 +4264,7 @@
     </w:p>
     <w:p>
       <w:r>
-        <w:t>Solution: RBSK/Nidan screens children for the '4 Ds' — defects, deficiencies, diseases, and developmental delays.</w:t>
+        <w:t>Solution: ✅ Correct Answer: A. Screen- ing and management of congenital and developmental disorders | 🧠 Clinical Rationale: RBSK/Nidan screens children for the '4 Ds' — defects, deficiencies, diseases, and developmental delays. | ❌ Why Not Others? | B — Cancer screening: HWCs offer NCD screening packages. | C — Dialysis: FBNC comprises NBSUs, SNCUs, and KMC wards — not dialysis units. | D — Eye care: NPPB targets avoidable blindness, mainly cataract, with district blindness control societies. | ⚠️ Exam Trap: Read the exact question — the correct fact and its look-alike options are easy to interchange. | 💎 PNC Pearl: Screen- ing and management of congenital and developmental disorders → RBSK/Nidan screens children for the '4 Ds' — defects, deficiencies, diseases, and developmental delays</w:t>
       </w:r>
     </w:p>
     <w:p>
@@ -4309,7 +4309,7 @@
     </w:p>
     <w:p>
       <w:r>
-        <w:t>Solution: Newborn death reviews drive quality improvement in facilities.</w:t>
+        <w:t>Solution: ✅ Correct Answer: A. Identify causes of newborn deaths for corrective action | 🧠 Clinical Rationale: Newborn death reviews drive quality improvement in facilities. | ❌ Why Not Others? | B — Only count deaths: not the appropriate nursing action here | C — Only report: not the appropriate nursing action here | D — Only bury: not the appropriate nursing action here | ⚠️ Exam Trap: Read the exact question — the correct fact and its look-alike options are easy to interchange. | 💎 PNC Pearl: Identify causes of newborn deaths for corrective action → Newborn death reviews drive quality improvement in facilities</w:t>
       </w:r>
     </w:p>
     <w:p>
@@ -4354,7 +4354,7 @@
     </w:p>
     <w:p>
       <w:r>
-        <w:t>Solution: ASHAs were created under NRHM in 2005 as community health volunteers.</w:t>
+        <w:t>Solution: ✅ Correct Answer: A. NRHM (2005) | 🧠 Clinical Rationale: ASHAs were created under NRHM in 2005 as community health volunteers. | ❌ Why Not Others? | B — NUHM: NHM comprises the rural (NRHM) and urban (NUHM) missions. | C — ICDS: Anganwadi Workers deliver ICDS services. | D — PM-JAY: AB-HWC delivers comprehensive primary care; PM-JAY covers secondary/tertiary care. | ⚠️ Exam Trap: Read the exact question — the correct fact and its look-alike options are easy to interchange. | 💎 PNC Pearl: NRHM (2005) → ASHAs were created under NRHM in 2005 as community health volunteers</w:t>
       </w:r>
     </w:p>
     <w:p>
@@ -4399,7 +4399,7 @@
     </w:p>
     <w:p>
       <w:r>
-        <w:t>Solution: Every delivery point has a newborn care corner.</w:t>
+        <w:t>Solution: ✅ Correct Answer: A. The delivery point (labour room) | 🧠 Clinical Rationale: Every delivery point has a newborn care corner. | ❌ Why Not Others? | B — The school: Curriculum includes all planned learning experiences. | C — The market: not the appropriate nursing action here | D — The pharmacy: not the appropriate nursing action here | ⚠️ Exam Trap: Read the exact question — the correct fact and its look-alike options are easy to interchange. | 💎 PNC Pearl: The delivery point (labour room) → Every delivery point has a newborn care corner</w:t>
       </w:r>
     </w:p>
     <w:p>
@@ -4444,7 +4444,7 @@
     </w:p>
     <w:p>
       <w:r>
-        <w:t>Solution: JSY, launched in April 2005 under NRHM, provides cash incentives for institutional delivery.</w:t>
+        <w:t>Solution: ✅ Correct Answer: A. 2005 | 🧠 Clinical Rationale: JSY, launched in April 2005 under NRHM, provides cash incentives for institutional delivery. | ❌ Why Not Others? | B — 2013: NHM, combining NRHM and NUHM, was launched in 2013. — an incorrect year | C — 2000: Normal urine output is 1–2 L/day. — an incorrect year | D — 2018: India's MMR declined to about 97 per 100,000 live births (2018-20). — an incorrect year | ⚠️ Exam Trap: Never guess years — fix each year to its exact event before choosing. | 💎 PNC Pearl: 2005 → JSY, launched in April under NRHM, provides cash incentives for institutional delivery</w:t>
       </w:r>
     </w:p>
     <w:p>
@@ -4489,7 +4489,7 @@
     </w:p>
     <w:p>
       <w:r>
-        <w:t>Solution: Ampicillin and gentamicin are first-line for neonatal sepsis.</w:t>
+        <w:t>Solution: ✅ Correct Answer: A. Injectable ampicillin + gentamicin | 🧠 Clinical Rationale: Ampicillin and gentamicin are first-line for neonatal sepsis. | ❌ Why Not Others? | B — Oral paracetamol: not the first | C — Penicillin only: not the first | D — Metronidazole: Treats giardiasis. — not the first | ⚠️ Exam Trap: Read the exact question — the correct fact and its look-alike options are easy to interchange. | 💎 PNC Pearl: Injectable ampicillin + gentamicin = the first</w:t>
       </w:r>
     </w:p>
     <w:p>
@@ -4534,7 +4534,7 @@
     </w:p>
     <w:p>
       <w:r>
-        <w:t>Solution: Condoms are barrier contraceptives that also reduce STI risk.</w:t>
+        <w:t>Solution: ✅ Correct Answer: A. Protects against sexually transmitted infections | 🧠 Clinical Rationale: Condoms are barrier contraceptives that also reduce STI risk. | ❌ Why Not Others? | B — Prevents pregnancy only: not the appropriate nursing action here | C — Causes sterility: not the appropriate nursing action here | D — Needs a prescription: not the appropriate nursing action here | ⚠️ Exam Trap: Read the exact question — the correct fact and its look-alike options are easy to interchange. | 💎 PNC Pearl: Protects against sexually transmitted infections → Condoms are barrier contraceptives that also reduce STI risk</w:t>
       </w:r>
     </w:p>
     <w:p>
@@ -4579,7 +4579,7 @@
     </w:p>
     <w:p>
       <w:r>
-        <w:t>Solution: Anaemia raises PPH, infection, and maternal death risk and causes low birth weight.</w:t>
+        <w:t>Solution: ✅ Correct Answer: A. Maternal mortality, PPH, and low birth weight | 🧠 Clinical Rationale: Anaemia raises PPH, infection, and maternal death risk and causes low birth weight. | ❌ Why Not Others? | B — Multiple pregnancy: Ovulation induction raises the risk of twins and OHSS; monitor follicular growth. | C — Macrosomia: Instrumental or obstructed delivery of large babies causes brachial plexus, clavicle, and cephalhaematoma i... | D — Post-term delivery: not the appropriate nursing action here | ⚠️ Exam Trap: Read the exact question — the correct fact and its look-alike options are easy to interchange. | 💎 PNC Pearl: Maternal mortality, PPH, and low birth weight → Anaemia raises PPH, infection, and maternal death risk and causes low birth weight</w:t>
       </w:r>
     </w:p>
     <w:p>
@@ -4624,7 +4624,7 @@
     </w:p>
     <w:p>
       <w:r>
-        <w:t>Solution: JSY cash incentives support institutional delivery in Rajasthan.</w:t>
+        <w:t>Solution: ✅ Correct Answer: A. Cash assistance for institutional delivery | 🧠 Clinical Rationale: JSY cash incentives support institutional delivery in Rajasthan. | ❌ Why Not Others? | B — Only food: not the appropriate nursing action here | C — Only uniforms: not the appropriate nursing action here | D — Only training: not the appropriate nursing action here | ⚠️ Exam Trap: Read the exact question — the correct fact and its look-alike options are easy to interchange. | 💎 PNC Pearl: Cash assistance for institutional delivery → JSY cash incentives support institutional delivery in Rajasthan</w:t>
       </w:r>
     </w:p>
     <w:p>
@@ -4669,7 +4669,7 @@
     </w:p>
     <w:p>
       <w:r>
-        <w:t>Solution: JSSK covers free delivery, drugs, diagnostics, diet, and transport.</w:t>
+        <w:t>Solution: ✅ Correct Answer: A. Free of cost including C-section and transport | 🧠 Clinical Rationale: JSSK covers free delivery, drugs, diagnostics, diet, and transport. | ❌ Why Not Others? | B — Partially charged: not the appropriate nursing action here | C — Only for private patients: not the appropriate nursing action here | D — Only for urban women: not the appropriate nursing action here | ⚠️ Exam Trap: Read the exact question — the correct fact and its look-alike options are easy to interchange. | 💎 PNC Pearl: Free of cost including C-section and transport → JSSK covers free delivery, drugs, diagnostics, diet, and transport</w:t>
       </w:r>
     </w:p>
     <w:p>
@@ -4714,7 +4714,7 @@
     </w:p>
     <w:p>
       <w:r>
-        <w:t>Solution: Vaccine carriers maintain the cold chain during outreach.</w:t>
+        <w:t>Solution: ✅ Correct Answer: A. Transport vaccines to outreach sessions at 2–8°C | 🧠 Clinical Rationale: Vaccine carriers maintain the cold chain during outreach. | ❌ Why Not Others? | B — Store vaccines long term: not the appropriate nursing action here | C — Autoclave instruments: not the appropriate nursing action here | D — Mix vaccines: not the appropriate nursing action here | ⚠️ Exam Trap: Read the exact question — the correct fact and its look-alike options are easy to interchange. | 💎 PNC Pearl: Transport vaccines to outreach sessions at 2–8°C → Vaccine carriers maintain the cold chain during outreach</w:t>
       </w:r>
     </w:p>
     <w:p>
@@ -4759,7 +4759,7 @@
     </w:p>
     <w:p>
       <w:r>
-        <w:t>Solution: Sound needs a material medium; it cannot propagate in a vacuum.</w:t>
+        <w:t>Solution: ⚠ MULTIPLE MATCHES: ✅ Correct Answer: A. Vacuum | 🧠 Explanation: Sound needs a material medium; it cannot propagate in a vacuum. | ❌ Why Not Others? | B — Air: not the correct fact here | C — Water: Rawatbhata has nuclear and heavy water facilities. | D — Steel: not the correct fact here | ⚠️ Exam Trap: Read the exact question — the correct fact and its look-alike options are easy to interchange. | 💎 PNC GK Pearl: Sound needs a material medium; it cannot propagate in a vacuum. || ✅ Correct Answer: A. Vacuum | 🧠 Explanation: Sound needs a medium; a vacuum transmits none. | ❌ Why Not Others? | B — Air: not the correct fact here | C — Water: Rawatbhata has nuclear and heavy water facilities. | D — Steel: not the correct fact here | ⚠️ Exam Trap: Read the exact question — the correct fact and its look-alike options are easy to interchange. | 💎 PNC GK Pearl: Vacuum → Sound needs a medium; a transmits none</w:t>
       </w:r>
     </w:p>
     <w:p>
@@ -4804,7 +4804,7 @@
     </w:p>
     <w:p>
       <w:r>
-        <w:t>Solution: The Khari joins the Luni near Jodhpur.</w:t>
+        <w:t>Solution: ✅ Correct Answer: A. Luni | 🧠 Explanation: The Khari joins the Luni near Jodhpur. | ❌ Why Not Others? | B — Chambal: The Chambal cuts the deep gorge near Kota; the Gandhi Sagar dam impounds it. | C — Mahi: The Mahi flows through Banswara and Dungarpur in southern Rajasthan. | D — Banas: The Berach joins the Banas near Chittorgarh. | ⚠️ Exam Trap: Read the exact question — the correct fact and its look-alike options are easy to interchange. | 💎 PNC GK Pearl: Luni → The Khari joins near Jodhpur</w:t>
       </w:r>
     </w:p>
     <w:p>
@@ -4849,7 +4849,7 @@
     </w:p>
     <w:p>
       <w:r>
-        <w:t>Solution: Banjaras were nomadic transporters, known for colourful dress.</w:t>
+        <w:t>Solution: ✅ Correct Answer: A. Nomadic traders and carriers | 🧠 Explanation: Banjaras were nomadic transporters, known for colourful dress. | ❌ Why Not Others? | B — Farmers: not the correct fact here | C — Fishermen: not the correct fact here | D — Soldiers only: not the correct fact here | ⚠️ Exam Trap: Read the exact question — the correct fact and its look-alike options are easy to interchange. | 💎 PNC GK Pearl: Nomadic traders and carriers → Banjaras were nomadic transporters, known for colourful dress</w:t>
       </w:r>
     </w:p>
     <w:p>
@@ -4894,7 +4894,7 @@
     </w:p>
     <w:p>
       <w:r>
-        <w:t>Solution: India beat South Africa by 7 runs in the final at Bridgetown in June 2024.</w:t>
+        <w:t>Solution: ✅ Correct Answer: A. South Africa | 📰 Why: India beat South Africa by 7 runs in the final at Bridgetown in June 2024. | ❌ Why Not Others? | B — Australia: The Quad comprises India, the US, Japan, and Australia. | C — Pakistan: not the correct fact here | D — England: not the correct fact here | ⚠️ Exam Trap: Read the exact question — the correct fact and its look-alike options are easy to interchange. | 💎 PNC CA Pearl: South Africa → India beat by 7 runs in the final at Bridgetown in June 2024</w:t>
       </w:r>
     </w:p>
     <w:p>
@@ -4939,7 +4939,7 @@
     </w:p>
     <w:p>
       <w:r>
-        <w:t>Solution: Sisodia Rani Bagh was built by Jai Singh II for his Sisodia queen.</w:t>
+        <w:t>Solution: ✅ Correct Answer: A. Maharaja Sawai Jai Singh II | 🧠 Explanation: Sisodia Rani Bagh was built by Jai Singh II for his Sisodia queen. | ❌ Why Not Others? | B — Man Singh: Maharaja Sawai Man Singh II of Jaipur became the first Rajpramukh; Gurumukh Nihal Singh was the first Gover... — did not build the 'Sisodia Rani Bagh' | C — Rana Pratap: did not build the 'Sisodia Rani Bagh' | D — Madho Singh: did not build the 'Sisodia Rani Bagh' | ⚠️ Exam Trap: Read the exact question — the correct fact and its look-alike options are easy to interchange. | 💎 PNC GK Pearl: Maharaja Sawai Jai Singh II built the 'Sisodia Rani Bagh'</w:t>
       </w:r>
     </w:p>
     <w:p>
@@ -4984,7 +4984,7 @@
     </w:p>
     <w:p>
       <w:r>
-        <w:t>Solution: Chlorophyll absorbs light energy for photosynthesis.</w:t>
+        <w:t>Solution: ✅ Correct Answer: A. Chlorophyll | 🧠 Explanation: Chlorophyll absorbs light energy for photosynthesis. | ❌ Why Not Others? | B — Haemoglobin: not the correct fact here | C — Melanin: not the correct fact here | D — Keratin: not the correct fact here | ⚠️ Exam Trap: Read the exact question — the correct fact and its look-alike options are easy to interchange. | 💎 PNC GK Pearl: Chlorophyll → absorbs light energy for photosynthesis</w:t>
       </w:r>
     </w:p>
     <w:p>
@@ -5029,7 +5029,7 @@
     </w:p>
     <w:p>
       <w:r>
-        <w:t>Solution: Netaji coined 'Jai Hind', adopted by the armed forces.</w:t>
+        <w:t>Solution: ✅ Correct Answer: A. Subhash Chandra Bose | 🧠 Explanation: Netaji coined 'Jai Hind', adopted by the armed forces. | ❌ Why Not Others? | B — Mahatma Gandhi: Gandhi's 'Do or Die' call came on 8 August 1942. | C — Bhagat Singh: not the correct fact here | D — Bal Gangadhar Tilak: Tilak, the 'Lokmanya', popularised this call for self-rule. | ⚠️ Exam Trap: Read the exact question — the correct fact and its look-alike options are easy to interchange. | 💎 PNC GK Pearl: Subhash Chandra Bose → Netaji coined 'Jai Hind', adopted by the armed forces</w:t>
       </w:r>
     </w:p>
     <w:p>
@@ -5074,7 +5074,7 @@
     </w:p>
     <w:p>
       <w:r>
-        <w:t>Solution: PMJDY (2014) opened bank accounts for the unbanked.</w:t>
+        <w:t>Solution: ✅ Correct Answer: A. Financial inclusion through bank accounts | 🧠 Explanation: PMJDY (2014) opened bank accounts for the unbanked. | ❌ Why Not Others? | B — Agricultural loans: not the correct fact here | C — Housing: not the correct fact here | D — Education: SSA was launched in 2001 to universalize elementary education. | ⚠️ Exam Trap: Read the exact question — the correct fact and its look-alike options are easy to interchange. | 💎 PNC GK Pearl: Financial inclusion through bank accounts → PMJDY (2014) opened bank accounts for the unbanked</w:t>
       </w:r>
     </w:p>
     <w:p>
@@ -5119,7 +5119,7 @@
     </w:p>
     <w:p>
       <w:r>
-        <w:t>Solution: Five luminaries received the Bharat Ratna in 2024.</w:t>
+        <w:t>Solution: ✅ Correct Answer: A. Karpoori Thakur, L.K. Advani, P.V. Narasimha Rao, Charan Singh, M.S. Swaminathan | 📰 Why: Five luminaries received the Bharat Ratna in 2024. | ❌ Why Not Others? | B — Narendra Modi: Became PM for a third consecutive term in June 2024. | C — Amit Shah: not the correct fact here | D — Rahul Gandhi: not the correct fact here | ⚠️ Exam Trap: Read the exact question — the correct fact and its look-alike options are easy to interchange. | 💎 PNC CA Pearl: Karpoori Thakur, L.K. Advani, P.V. Narasimha Rao, Charan Singh, M.S. Swaminathan → Five luminaries received the Bharat Ratna in 2024</w:t>
       </w:r>
     </w:p>
     <w:p>
@@ -5164,7 +5164,7 @@
     </w:p>
     <w:p>
       <w:r>
-        <w:t>Solution: BITS Pilani is at Pilani, Jhunjhunu district.</w:t>
+        <w:t>Solution: ✅ Correct Answer: A. Pilani (Jhunjhunu) | 🧠 Explanation: BITS Pilani is at Pilani, Jhunjhunu district. | ❌ Why Not Others? | B — Jaipur: Jaipur = Sawai Man Singh II | C — Kota: VMOU (open university) is in Kota. | D — Bikaner: MGS University is in Bikaner. | ⚠️ Exam Trap: Read the exact question — the correct fact and its look-alike options are easy to interchange. | 💎 PNC GK Pearl: Pilani (Jhunjhunu) → BITS Pilani is at Pilani, Jhunjhunu district</w:t>
       </w:r>
     </w:p>
     <w:p>
@@ -5209,7 +5209,7 @@
     </w:p>
     <w:p>
       <w:r>
-        <w:t>Solution: The Indian Independence Act was passed in July 1947.</w:t>
+        <w:t>Solution: ✅ Correct Answer: A. 1947 | 🧠 Explanation: The Indian Independence Act was passed in July 1947. | ❌ Why Not Others? | B — 1945: an incorrect year | C — 1950: The Planning Commission was established in March 1950. — an incorrect year | D — 1942: The Quit India ('Do or Die') movement began in August 1942. — an incorrect year | ⚠️ Exam Trap: Never guess years — fix each year to its exact event before choosing. | 💎 PNC GK Pearl: 1947 → The Indian Independence Act was passed in July</w:t>
       </w:r>
     </w:p>
     <w:p>
@@ -5254,7 +5254,7 @@
     </w:p>
     <w:p>
       <w:r>
-        <w:t>Solution: India was certified trachoma-free (eliminated as a public health problem) by WHO in October 2024.</w:t>
+        <w:t>Solution: ✅ Correct Answer: A. Trachoma | 📰 Why: India was certified trachoma-free (eliminated as a public health problem) by WHO in October 2024. | ❌ Why Not Others? | B — Polio: not the correct fact here | C — Malaria: not the correct fact here | D — Tuberculosis: not the correct fact here | ⚠️ Exam Trap: Read the exact question — the correct fact and its look-alike options are easy to interchange. | 💎 PNC CA Pearl: Trachoma → India was certified -free (eliminated as a public health problem) by WHO in October 2024</w:t>
       </w:r>
     </w:p>
     <w:p>
@@ -5299,7 +5299,7 @@
     </w:p>
     <w:p>
       <w:r>
-        <w:t>Solution: Rajasthan borders Pakistan along its west and north-west frontier.</w:t>
+        <w:t>Solution: ✅ Correct Answer: A. Pakistan | 🧠 Explanation: Rajasthan borders Pakistan along its west and north-west frontier. | ❌ Why Not Others? | B — Nepal: not the correct fact here | C — Bangladesh: not the correct fact here | D — Myanmar: not the correct fact here | ⚠️ Exam Trap: Read the exact question — the correct fact and its look-alike options are easy to interchange. | 💎 PNC GK Pearl: Pakistan → Rajasthan borders along its west and north-west frontier</w:t>
       </w:r>
     </w:p>
     <w:p>
@@ -5344,7 +5344,7 @@
     </w:p>
     <w:p>
       <w:r>
-        <w:t>Solution: Legend says the gods scooped Nakki lake with their nails.</w:t>
+        <w:t>Solution: ✅ Correct Answer: A. Gods digging it with nails (nakk) | 🧠 Explanation: Legend says the gods scooped Nakki lake with their nails. | ❌ Why Not Others? | B — A meteor: not the correct fact here | C — A king: not the correct fact here | D — A saint: not the correct fact here | ⚠️ Exam Trap: Read the exact question — the correct fact and its look-alike options are easy to interchange. | 💎 PNC GK Pearl: Gods digging it with nails (nakk) → Legend says the gods scooped Nakki lake with their nails</w:t>
       </w:r>
     </w:p>
     <w:p>
@@ -5389,7 +5389,7 @@
     </w:p>
     <w:p>
       <w:r>
-        <w:t>Solution: Normal Hb is 13-17 g/dl in men and 12-16 g/dl in women.</w:t>
+        <w:t>Solution: ✅ Correct Answer: A. 14-16 g/dl | 🧠 Explanation: Normal Hb is 13-17 g/dl in men and 12-16 g/dl in women. | ❌ Why Not Others? | B — 8-10 g/dl: not the correct fact here | C — 18-20 g/dl: not the correct fact here | D — 5-7 g/dl: not the correct fact here | ⚠️ Exam Trap: Read the exact question — the correct fact and its look-alike options are easy to interchange. | 💎 PNC GK Pearl: 14-16 g/dl → Normal Hb is 13-17 g/dl in men and 12-16 g/dl in women</w:t>
       </w:r>
     </w:p>
     <w:p>
@@ -5434,7 +5434,7 @@
     </w:p>
     <w:p>
       <w:r>
-        <w:t>Solution: 'Mischievous' is the correct spelling, with 'i' before 'e' and no extra 'i'.</w:t>
+        <w:t>Solution: ✅ Correct Answer: A. Mischievous | 🧠 Grammar Rule: 'Mischievous' is the correct spelling, with 'i' before 'e' and no extra 'i'. | ❌ Why Not Others? | B — Mischievious: not the correct answer here | C — Mischievousness: not the correct answer here | D — Mischevous: not the correct answer here | ⚠️ Exam Trap: Don’t confuse "Mischievous" with "Mischievousness" — they look alike and are easy to interchange. | 📌 Rule to Remember: Mischievous → the correct spelling, with 'i' before 'e' and no extra 'i'</w:t>
       </w:r>
     </w:p>
     <w:p>
@@ -5479,7 +5479,7 @@
     </w:p>
     <w:p>
       <w:r>
-        <w:t>Solution: These words join words or clauses and are conjunctions.</w:t>
+        <w:t>Solution: ✅ Correct Answer: A. Conjunctions | 🧠 Grammar Rule: These words join words or clauses and are conjunctions. | ❌ Why Not Others? | B — Prepositions: not the correct answer here | C — Interjections: not the correct answer here | D — Adverbs: not the correct answer here | ⚠️ Exam Trap: Read the exact question — the correct fact and its look-alike options are easy to interchange. | 📌 Rule to Remember: These words join words or clauses and are conjunctions.</w:t>
       </w:r>
     </w:p>
     <w:p>
@@ -5524,7 +5524,7 @@
     </w:p>
     <w:p>
       <w:r>
-        <w:t>Solution: 'News' is uncountable and takes a singular verb.</w:t>
+        <w:t>Solution: ✅ Correct Answer: A. The news is good. | 🧠 Grammar Rule: 'News' is uncountable and takes a singular verb. | ❌ Why Not Others? | B — The news are good.: not the correct answer here | C — The news were good.: not the correct answer here | D — News are good.: not the correct answer here | ⚠️ Exam Trap: Don’t confuse "The news is good." with "The news are good." — they look alike and are easy to interchange. | 📌 Rule to Remember: The news is good. → News' is uncountable and takes a singular verb</w:t>
       </w:r>
     </w:p>
     <w:p>
@@ -5569,7 +5569,7 @@
     </w:p>
     <w:p>
       <w:r>
-        <w:t>Solution: 'स्वस्थ' का विलोम 'अस्वस्थ' है।</w:t>
+        <w:t>Solution: ✅ Correct Answer: A. अस्वस्थ | 🧠 Grammar Rule: 'स्वस्थ' का विलोम 'अस्वस्थ' है। | ❌ Why Not Others? | B — निरोग: not the correct answer here | C — रोगमुक्त: not the correct answer here | D — तंदुरुस्त: not the correct answer here | ⚠️ Exam Trap: Read the exact question — the correct fact and its look-alike options are easy to interchange. | 📌 Rule to Remember: अस्वस्थ → स्वस्थ' का विलोम ' ' है।</w:t>
       </w:r>
     </w:p>
     <w:p>
@@ -5614,7 +5614,7 @@
     </w:p>
     <w:p>
       <w:r>
-        <w:t>Solution: Certain adjectives (senior, junior, superior, inferior) take 'to'.</w:t>
+        <w:t>Solution: ✅ Correct Answer: A. to | 🧠 Grammar Rule: Certain adjectives (senior, junior, superior, inferior) take 'to'. | ❌ Why Not Others? | B — than: 'No sooner...than' requires inversion. | C — from: We say 'suffer from' an illness. | D — of: We say 'accused of' an offence. | ⚠️ Exam Trap: Read the exact question — the correct fact and its look-alike options are easy to interchange. | 📌 Rule to Remember: to → Certain adjectives (senior, junior, superior, inferior) take ' '</w:t>
       </w:r>
     </w:p>
     <w:p>
@@ -5659,7 +5659,7 @@
     </w:p>
     <w:p>
       <w:r>
-        <w:t>Solution: 'स्थूल' का विलोम 'सूक्ष्म' है।</w:t>
+        <w:t>Solution: ✅ Correct Answer: A. सूक्ष्म | 🧠 Grammar Rule: 'स्थूल' का विलोम 'सूक्ष्म' है। | ❌ Why Not Others? | B — मोटा: not the correct answer here | C — बड़ा: 'अग्रज' का अर्थ बड़ा भाई है। | D — भारी: not the correct answer here | ⚠️ Exam Trap: Read the exact question — the correct fact and its look-alike options are easy to interchange. | 📌 Rule to Remember: सूक्ष्म → स्थूल' का विलोम ' ' है।</w:t>
       </w:r>
     </w:p>
     <w:p>
@@ -5704,7 +5704,7 @@
     </w:p>
     <w:p>
       <w:r>
-        <w:t>Solution: 'A number of' takes a plural verb — 'are'.</w:t>
+        <w:t>Solution: ✅ Correct Answer: A. are | 🧠 Grammar Rule: 'A number of' takes a plural verb — 'are'. | ❌ Why Not Others? | B — is: The committee acts as one unit here, so singular. | C — was: When the committee acts as one body, the singular verb 'was' is used. | D — has: 'Each' takes a singular verb — 'has'. | ⚠️ Exam Trap: Read the exact question — the correct fact and its look-alike options are easy to interchange. | 📌 Rule to Remember: are → A number of' takes a plural verb — ' '</w:t>
       </w:r>
     </w:p>
     <w:p>
@@ -5749,7 +5749,7 @@
     </w:p>
     <w:p>
       <w:r>
-        <w:t>Solution: 'स्मृति' का विलोम 'विस्मृति' है।</w:t>
+        <w:t>Solution: ✅ Correct Answer: A. विस्मृति | 🧠 Grammar Rule: 'स्मृति' का विलोम 'विस्मृति' है। | ❌ Why Not Others? | B — याद: not the correct answer here | C — चेतना: not the correct answer here | D — ज्ञान: 'अज्ञान' का विलोम 'ज्ञान' है। | ⚠️ Exam Trap: Read the exact question — the correct fact and its look-alike options are easy to interchange. | 📌 Rule to Remember: विस्मृति → स्मृति' का विलोम ' ' है।</w:t>
       </w:r>
     </w:p>
     <w:p>
@@ -5794,7 +5794,7 @@
     </w:p>
     <w:p>
       <w:r>
-        <w:t>Solution: 'गति' का पर्यायवाची 'चाल' है।</w:t>
+        <w:t>Solution: ✅ Correct Answer: A. चाल | 🧠 Grammar Rule: 'गति' का पर्यायवाची 'चाल' है। | ❌ Why Not Others? | B — स्थिरता: not the correct answer here | C — रुकावट: not the correct answer here | D — विराम: not the correct answer here | ⚠️ Exam Trap: Read the exact question — the correct fact and its look-alike options are easy to interchange. | 📌 Rule to Remember: चाल → गति' का पर्यायवाची ' ' है।</w:t>
       </w:r>
     </w:p>
     <w:p>
@@ -5839,7 +5839,7 @@
     </w:p>
     <w:p>
       <w:r>
-        <w:t>Solution: 'कृतज्ञ' का विलोम 'कृतघ्न' है।</w:t>
+        <w:t>Solution: ✅ Correct Answer: A. कृतघ्न | 🧠 Grammar Rule: 'कृतज्ञ' का विलोम 'कृतघ्न' है। | ❌ Why Not Others? | B — आभारी: not the correct answer here | C — स्मरणशील: not the correct answer here | D — सद्गुणी: not the correct answer here | ⚠️ Exam Trap: Read the exact question — the correct fact and its look-alike options are easy to interchange. | 📌 Rule to Remember: कृतघ्न → कृतज्ञ' का विलोम ' ' है।</w:t>
       </w:r>
     </w:p>
     <w:p>
@@ -5884,7 +5884,7 @@
     </w:p>
     <w:p>
       <w:r>
-        <w:t>Solution: 'सभ्य' का विलोम 'असभ्य' है।</w:t>
+        <w:t>Solution: ✅ Correct Answer: A. असभ्य | 🧠 Grammar Rule: 'सभ्य' का विलोम 'असभ्य' है। | ❌ Why Not Others? | B — शिष्ट: not the correct answer here | C — विनम्र: not the correct answer here | D — सुसंस्कृत: not the correct answer here | ⚠️ Exam Trap: Read the exact question — the correct fact and its look-alike options are easy to interchange. | 📌 Rule to Remember: असभ्य → सभ्य' का विलोम ' ' है।</w:t>
       </w:r>
     </w:p>
     <w:p>
@@ -5929,7 +5929,7 @@
     </w:p>
     <w:p>
       <w:r>
-        <w:t>Solution: 'Quickly' modifies the verb 'runs' and is an adverb.</w:t>
+        <w:t>Solution: ✅ Correct Answer: A. Adverb | 🧠 Grammar Rule: 'Quickly' modifies the verb 'runs' and is an adverb. | ❌ Why Not Others? | B — Adjective: 'Red' describes the noun 'car', so it is an adjective. | C — Noun: 'Honesty' names a quality, so it is an abstract noun. | D — Conjunction: not the correct answer here | ⚠️ Exam Trap: Read the exact question — the correct fact and its look-alike options are easy to interchange. | 📌 Rule to Remember: 'Quickly' modifies the verb 'runs' and is an adverb.</w:t>
       </w:r>
     </w:p>
     <w:p>
@@ -5974,7 +5974,7 @@
     </w:p>
     <w:p>
       <w:r>
-        <w:t>Solution: 'राम' जैसे व्यक्तिवाचक शब्द सदैव एकवचन में प्रयुक्त होते हैं।</w:t>
+        <w:t>Solution: ✅ Correct Answer: A. राम (सदा एकवचन) | 🧠 Grammar Rule: 'राम' जैसे व्यक्तिवाचक शब्द सदैव एकवचन में प्रयुक्त होते हैं। | ❌ Why Not Others? | B — रामों: not the correct answer here | C — रामगण: not the correct answer here | D — रामलोग: not the correct answer here | ⚠️ Exam Trap: Read the exact question — the correct fact and its look-alike options are easy to interchange. | 📌 Rule to Remember: राम (सदा एकवचन) → राम' जैसे व्यक्तिवाचक शब्द सदैव एकवचन में प्रयुक्त होते हैं।</w:t>
       </w:r>
     </w:p>
     <w:p>
@@ -6019,7 +6019,7 @@
     </w:p>
     <w:p>
       <w:r>
-        <w:t>Solution: 'Hazard' means a danger or risk.</w:t>
+        <w:t>Solution: ✅ Correct Answer: A. Danger | 🧠 Grammar Rule: 'Hazard' means a danger or risk. | ❌ Why Not Others? | B — Safety: not the correct answer here | C — Comfort: not the correct answer here | D — Ease: not the correct answer here | ⚠️ Exam Trap: Read the exact question — the correct fact and its look-alike options are easy to interchange. | 📌 Rule to Remember: Danger → Hazard' means a or risk</w:t>
       </w:r>
     </w:p>
     <w:p>
@@ -6064,7 +6064,7 @@
     </w:p>
     <w:p>
       <w:r>
-        <w:t>Solution: 'Honesty' names a quality, so it is an abstract noun.</w:t>
+        <w:t>Solution: ✅ Correct Answer: A. Noun | 🧠 Grammar Rule: 'Honesty' names a quality, so it is an abstract noun. | ❌ Why Not Others? | B — Verb: not the correct answer here | C — Adjective: 'Red' describes the noun 'car', so it is an adjective. | D — Adverb: 'Beautifully' modifies the verb 'sings', so it is an adverb. | ⚠️ Exam Trap: Read the exact question — the correct fact and its look-alike options are easy to interchange. | 📌 Rule to Remember: Noun → Honesty' names a quality, so it is an abstract</w:t>
       </w:r>
     </w:p>
     <w:p>
@@ -6109,7 +6109,7 @@
     </w:p>
     <w:p>
       <w:r>
-        <w:t>Solution: DNS poisoning redirects users to fraudulent sites.</w:t>
+        <w:t>Solution: ✅ Correct Answer: A. DNS poisoning | 🧠 Explanation: DNS poisoning redirects users to fraudulent sites. | ❌ Why Not Others? | B — Phishing: Mimics trusted entities to steal credentials. | C — Spam: Is unwanted junk mail; phishing is fraudulent mail seeking data. | D — Keylogging: not the correct option here | ⚠️ Exam Trap: Read the exact question — the correct fact and its look-alike options are easy to interchange. | 💎 PNC Pearl: DNS poisoning → redirects users to fraudulent sites</w:t>
       </w:r>
     </w:p>
     <w:p>
@@ -6154,7 +6154,7 @@
     </w:p>
     <w:p>
       <w:r>
-        <w:t>Solution: 'rm' deletes files; use with care.</w:t>
+        <w:t>Solution: ✅ Correct Answer: A. Remove (delete) files | 🧠 Explanation: 'rm' deletes files; use with care. | ❌ Why Not Others? | B — Rename files: 'mv' relocates or renames files and directories. | C — Copy files: scp transfers files over SSH. | D — Show files: not the correct option here | ⚠️ Exam Trap: Read the exact question — the correct fact and its look-alike options are easy to interchange. | 💎 PNC Pearl: Remove (delete) files → rm' deletes files; use with care</w:t>
       </w:r>
     </w:p>
     <w:p>
@@ -6199,7 +6199,7 @@
     </w:p>
     <w:p>
       <w:r>
-        <w:t>Solution: 2FA combines something you know with something you have/are.</w:t>
+        <w:t>Solution: ✅ Correct Answer: A. A second verification step beyond the password | 🧠 Explanation: 2FA combines something you know with something you have/are. | ❌ Why Not Others? | B — A second computer: not the correct option here | C — Two passwords: not the correct option here | D — A printer: not the correct option here | ⚠️ Exam Trap: Read the exact question — the correct fact and its look-alike options are easy to interchange. | 💎 PNC Pearl: A second verification step beyond the password → 2FA combines something you know with something you have/are</w:t>
       </w:r>
     </w:p>
     <w:p>
@@ -6244,7 +6244,7 @@
     </w:p>
     <w:p>
       <w:r>
-        <w:t>Solution: Biased data leads to discriminatory outcomes.</w:t>
+        <w:t>Solution: ✅ Correct Answer: A. Systematic unfairness from data or design | 🧠 Explanation: Biased data leads to discriminatory outcomes. | ❌ Why Not Others? | B — Faster processing: not the correct option here | C — More storage: not the correct option here | D — Better graphics: not the correct option here | ⚠️ Exam Trap: Read the exact question — the correct fact and its look-alike options are easy to interchange. | 💎 PNC Pearl: Systematic unfairness from data or design → Biased data leads to discriminatory outcomes</w:t>
       </w:r>
     </w:p>
     <w:p>
@@ -6289,7 +6289,7 @@
     </w:p>
     <w:p>
       <w:r>
-        <w:t>Solution: MITM attacks eavesdrop or alter traffic.</w:t>
+        <w:t>Solution: ✅ Correct Answer: A. Intercepting communication between two parties | 🧠 Explanation: MITM attacks eavesdrop or alter traffic. | ❌ Why Not Others? | B — Installing printers: not the correct option here | C — Cooling servers: not the correct option here | D — Blocking ads: not the correct option here | ⚠️ Exam Trap: Read the exact question — the correct fact and its look-alike options are easy to interchange. | 💎 PNC Pearl: Intercepting communication between two parties → MITM attacks eavesdrop or alter traffic</w:t>
       </w:r>
     </w:p>
     <w:p>
@@ -6334,7 +6334,7 @@
     </w:p>
     <w:p>
       <w:r>
-        <w:t>Solution: Formatting prepares a disk with a file system.</w:t>
+        <w:t>Solution: ✅ Correct Answer: A. Formatting | 🧠 Explanation: Formatting prepares a disk with a file system. | ❌ Why Not Others? | B — Booting: Loads the operating system into memory. | C — Compiling: not the correct option here | D — Scanning: not the correct option here | ⚠️ Exam Trap: Read the exact question — the correct fact and its look-alike options are easy to interchange. | 💎 PNC Pearl: Formatting → prepares a disk with a file system</w:t>
       </w:r>
     </w:p>
     <w:p>
@@ -6379,7 +6379,7 @@
     </w:p>
     <w:p>
       <w:r>
-        <w:t>Solution: GPUs accelerate graphics and parallel computation, including AI.</w:t>
+        <w:t>Solution: ✅ Correct Answer: A. Graphics Processing Unit | 🧠 Explanation: GPUs accelerate graphics and parallel computation, including AI. | ❌ Why Not Others? | B — General Purpose Utility: not the correct option here | C — Global Program Update: not the correct option here | D — Graphical Print Unit: not the correct option here | ⚠️ Exam Trap: Read the exact question — the correct fact and its look-alike options are easy to interchange. | 💎 PNC Pearl: Graphics Processing Unit → GPUs accelerate graphics and parallel computation, including AI</w:t>
       </w:r>
     </w:p>
     <w:p>
@@ -6424,7 +6424,7 @@
     </w:p>
     <w:p>
       <w:r>
-        <w:t>Solution: Polymorphism lets objects respond differently to the same call.</w:t>
+        <w:t>Solution: ✅ Correct Answer: A. The same interface with different implementations | 🧠 Explanation: Polymorphism lets objects respond differently to the same call. | ❌ Why Not Others? | B — One implementation only: not the correct option here | C — No interfaces: not the correct option here | D — Faster memory: not the correct option here | ⚠️ Exam Trap: Read the exact question — the correct fact and its look-alike options are easy to interchange. | 💎 PNC Pearl: The same interface with different implementations → Polymorphism lets objects respond differently to the same call</w:t>
       </w:r>
     </w:p>
     <w:p>
@@ -6469,7 +6469,7 @@
     </w:p>
     <w:p>
       <w:r>
-        <w:t>Solution: IR plans minimize damage and speed recovery.</w:t>
+        <w:t>Solution: ✅ Correct Answer: A. Steps to detect and contain security incidents | 🧠 Explanation: IR plans minimize damage and speed recovery. | ❌ Why Not Others? | B — The office layout: not the correct option here | C — The lunch menu: not the correct option here | D — The print queue: not the correct option here | ⚠️ Exam Trap: Read the exact question — the correct fact and its look-alike options are easy to interchange. | 💎 PNC Pearl: Steps to detect and contain security incidents → IR plans minimize damage and speed recovery</w:t>
       </w:r>
     </w:p>
     <w:p>
@@ -6514,7 +6514,7 @@
     </w:p>
     <w:p>
       <w:r>
-        <w:t>Solution: Wireless keyboards use Bluetooth or 2.4 GHz dongles.</w:t>
+        <w:t>Solution: ✅ Correct Answer: A. Bluetooth or a USB receiver | 🧠 Explanation: Wireless keyboards use Bluetooth or 2.4 GHz dongles. | ❌ Why Not Others? | B — Only cables: not the correct option here | C — Infrared only: not the correct option here | D — Wi-Fi only: not the correct option here | ⚠️ Exam Trap: Read the exact question — the correct fact and its look-alike options are easy to interchange. | 💎 PNC Pearl: Bluetooth or a USB receiver → Wireless keyboards use Bluetooth or 2.4 GHz dongles</w:t>
       </w:r>
     </w:p>
     <w:p>
@@ -6559,7 +6559,7 @@
     </w:p>
     <w:p>
       <w:r>
-        <w:t>Solution: =IF(condition, value_if_true, value_if_false) tests a condition.</w:t>
+        <w:t>Solution: ✅ Correct Answer: A. Returns different values based on a condition | 🧠 Explanation: =IF(condition, value_if_true, value_if_false) tests a condition. | ❌ Why Not Others? | B — Sums numbers: not the correct option here | C — Counts blanks: not the correct option here | D — Joins text: CONCATENATE joins text (e.g., =A1&amp;' '&amp;B1). | ⚠️ Exam Trap: Read the exact question — the correct fact and its look-alike options are easy to interchange. | 💎 PNC Pearl: Returns different values based on a condition → =IF(condition, value_if_true, value_if_false) tests a condition</w:t>
       </w:r>
     </w:p>
     <w:p>
@@ -6604,7 +6604,7 @@
     </w:p>
     <w:p>
       <w:r>
-        <w:t>Solution: Cloud services store photos on remote servers accessible anywhere.</w:t>
+        <w:t>Solution: ✅ Correct Answer: A. The cloud (remote servers) | 🧠 Explanation: Cloud services store photos on remote servers accessible anywhere. | ❌ Why Not Others? | B — RAM: Hardware is the physical parts; software is programs and data. | C — The CPU cache: not the correct option here | D — The printer: not the correct option here | ⚠️ Exam Trap: Read the exact question — the correct fact and its look-alike options are easy to interchange. | 💎 PNC Pearl: The cloud (remote servers) → Cloud services store photos on remote servers accessible anywhere</w:t>
       </w:r>
     </w:p>
     <w:p>
@@ -6649,7 +6649,7 @@
     </w:p>
     <w:p>
       <w:r>
-        <w:t>Solution: Infrastructure as a Service (AWS EC2) offers virtual machines and storage.</w:t>
+        <w:t>Solution: ✅ Correct Answer: A. Virtualized computing infrastructure over the internet | 🧠 Explanation: Infrastructure as a Service (AWS EC2) offers virtual machines and storage. | ❌ Why Not Others? | B — Only software: not the correct option here | C — Only games: not the correct option here | D — Only printers: not the correct option here | ⚠️ Exam Trap: Read the exact question — the correct fact and its look-alike options are easy to interchange. | 💎 PNC Pearl: Virtualized computing infrastructure over the internet → Infrastructure as a Service (AWS EC2) offers virtual machines and storage</w:t>
       </w:r>
     </w:p>
     <w:p>
@@ -6694,7 +6694,7 @@
     </w:p>
     <w:p>
       <w:r>
-        <w:t>Solution: Ctrl+Shift+&gt; increases and Ctrl+Shift+&lt; decreases font size.</w:t>
+        <w:t>Solution: ✅ Correct Answer: A. Ctrl + Shift + &gt; | 🧠 Explanation: Ctrl+Shift+&gt; increases and Ctrl+Shift+&lt; decreases font size. | ❌ Why Not Others? | B — Ctrl + ]: not the correct option here | C — Ctrl + F: Ctrl+F opens Find; Ctrl+H opens Find &amp; Replace. | D — Alt + &gt;: not the correct option here | ⚠️ Exam Trap: Read the exact question — the correct fact and its look-alike options are easy to interchange. | 💎 PNC Pearl: Ctrl + Shift + &gt; → Ctrl+Shift+&gt; increases and Ctrl+Shift+&lt; decreases font size</w:t>
       </w:r>
     </w:p>
     <w:p>
@@ -6739,7 +6739,7 @@
     </w:p>
     <w:p>
       <w:r>
-        <w:t>Solution: Unix/Linux and Windows Server support multiple concurrent users.</w:t>
+        <w:t>Solution: ✅ Correct Answer: A. Several users to use the system simultaneously | 🧠 Explanation: Unix/Linux and Windows Server support multiple concurrent users. | ❌ Why Not Others? | B — Only one user ever: not the correct option here | C — Only admins: not the correct option here | D — No logins: not the correct option here | ⚠️ Exam Trap: Read the exact question — the correct fact and its look-alike options are easy to interchange. | 💎 PNC Pearl: Several users to use the system simultaneously → Unix/Linux and Windows Server support multiple concurrent users</w:t>
       </w:r>
     </w:p>
     <w:p>
